--- a/docs/Bayangan_Character_Production_List.docx
+++ b/docs/Bayangan_Character_Production_List.docx
@@ -4,286 +4,90 @@
   <w:body>
     <w:p>
       <w:pPr>
-        <w:spacing w:after="0"/>
-        <w:jc w:val="center"/>
+        <w:pStyle w:val="Title"/>
+        <w:jc w:val="left"/>
       </w:pPr>
       <w:r>
         <w:rPr>
-          <w:rFonts w:ascii="Aptos Display" w:hAnsi="Aptos Display" w:eastAsia="Aptos Display"/>
           <w:b/>
-          <w:color w:val="5D2525"/>
-          <w:sz w:val="44"/>
         </w:rPr>
         <w:t>Bayangan yang Tertinggal</w:t>
       </w:r>
     </w:p>
     <w:p>
       <w:pPr>
-        <w:spacing w:after="200"/>
-        <w:jc w:val="center"/>
+        <w:pStyle w:val="Subtitle"/>
       </w:pPr>
       <w:r>
         <w:rPr>
-          <w:rFonts w:ascii="Aptos" w:hAnsi="Aptos" w:eastAsia="Aptos"/>
-          <w:color w:val="5A534C"/>
-          <w:sz w:val="22"/>
+          <w:b/>
         </w:rPr>
         <w:t>Current Adventure Route Character Production List</w:t>
       </w:r>
     </w:p>
+    <w:p>
+      <w:pPr>
+        <w:spacing w:after="80"/>
+      </w:pPr>
+      <w:r>
+        <w:rPr>
+          <w:b/>
+        </w:rPr>
+        <w:t xml:space="preserve">Scope: </w:t>
+      </w:r>
+      <w:r>
+        <w:t>Only characters, expressions, and voice-only roles used by the current adventure route are included.</w:t>
+      </w:r>
+    </w:p>
+    <w:p>
+      <w:pPr>
+        <w:spacing w:after="120"/>
+      </w:pPr>
+      <w:r>
+        <w:t>Production target: 11 named roles, 14 required sprite expressions/poses, and 2 voice-only spirit roles. The flashlight search adds no characters; the rhythm mechanic raises readability needs for MC focus and pocong movement identity.</w:t>
+      </w:r>
+    </w:p>
+    <w:p>
+      <w:pPr>
+        <w:pStyle w:val="Heading1"/>
+      </w:pPr>
+      <w:r>
+        <w:t>Active Character Requirements</w:t>
+      </w:r>
+    </w:p>
+    <w:p>
+      <w:pPr>
+        <w:spacing w:after="120"/>
+      </w:pPr>
+      <w:r>
+        <w:t>These entries match current Character definitions and active show statements.</w:t>
+      </w:r>
+    </w:p>
     <w:tbl>
       <w:tblPr>
+        <w:tblStyle w:val="TableGrid"/>
         <w:tblW w:type="auto" w:w="0"/>
         <w:jc w:val="center"/>
         <w:tblLayout w:type="fixed"/>
         <w:tblLook w:firstColumn="1" w:firstRow="1" w:lastColumn="0" w:lastRow="0" w:noHBand="0" w:noVBand="1" w:val="04A0"/>
       </w:tblPr>
       <w:tblGrid>
-        <w:gridCol w:w="3636"/>
-        <w:gridCol w:w="3636"/>
-        <w:gridCol w:w="3636"/>
-        <w:gridCol w:w="3636"/>
+        <w:gridCol w:w="3600"/>
+        <w:gridCol w:w="3600"/>
+        <w:gridCol w:w="3600"/>
+        <w:gridCol w:w="3600"/>
       </w:tblGrid>
       <w:tr>
         <w:tc>
           <w:tcPr>
-            <w:tcW w:type="dxa" w:w="7920"/>
+            <w:tcW w:type="dxa" w:w="1584"/>
             <w:vAlign w:val="center"/>
-            <w:shd w:fill="EFE6DA"/>
-            <w:tcBorders>
-              <w:top w:val="single" w:sz="8" w:space="0" w:color="C9BBAE"/>
-              <w:left w:val="single" w:sz="8" w:space="0" w:color="C9BBAE"/>
-              <w:bottom w:val="single" w:sz="8" w:space="0" w:color="C9BBAE"/>
-              <w:right w:val="single" w:sz="8" w:space="0" w:color="C9BBAE"/>
-            </w:tcBorders>
-            <w:tcMar>
-              <w:top w:w="110" w:type="dxa"/>
-              <w:start w:w="110" w:type="dxa"/>
-              <w:bottom w:w="110" w:type="dxa"/>
-              <w:end w:w="110" w:type="dxa"/>
-            </w:tcMar>
           </w:tcPr>
           <w:p>
-            <w:pPr>
-              <w:jc w:val="center"/>
-            </w:pPr>
             <w:r>
               <w:rPr>
-                <w:rFonts w:ascii="Aptos" w:hAnsi="Aptos" w:eastAsia="Aptos"/>
+                <w:rFonts w:ascii="Arial" w:hAnsi="Arial"/>
                 <w:b/>
-                <w:color w:val="5D2525"/>
-                <w:sz w:val="16"/>
-              </w:rPr>
-              <w:t>Route</w:t>
-              <w:br/>
-            </w:r>
-            <w:r>
-              <w:rPr>
-                <w:rFonts w:ascii="Aptos" w:hAnsi="Aptos" w:eastAsia="Aptos"/>
-                <w:color w:val="232323"/>
-                <w:sz w:val="17"/>
-              </w:rPr>
-              <w:t>script.rpy -&gt; adventure_start -&gt; scenes/adventure_route.rpy</w:t>
-            </w:r>
-          </w:p>
-        </w:tc>
-        <w:tc>
-          <w:tcPr>
-            <w:tcW w:type="dxa" w:w="2232"/>
-            <w:vAlign w:val="center"/>
-            <w:shd w:fill="EFE6DA"/>
-            <w:tcBorders>
-              <w:top w:val="single" w:sz="8" w:space="0" w:color="C9BBAE"/>
-              <w:left w:val="single" w:sz="8" w:space="0" w:color="C9BBAE"/>
-              <w:bottom w:val="single" w:sz="8" w:space="0" w:color="C9BBAE"/>
-              <w:right w:val="single" w:sz="8" w:space="0" w:color="C9BBAE"/>
-            </w:tcBorders>
-            <w:tcMar>
-              <w:top w:w="110" w:type="dxa"/>
-              <w:start w:w="110" w:type="dxa"/>
-              <w:bottom w:w="110" w:type="dxa"/>
-              <w:end w:w="110" w:type="dxa"/>
-            </w:tcMar>
-          </w:tcPr>
-          <w:p>
-            <w:pPr>
-              <w:jc w:val="center"/>
-            </w:pPr>
-            <w:r>
-              <w:rPr>
-                <w:rFonts w:ascii="Aptos" w:hAnsi="Aptos" w:eastAsia="Aptos"/>
-                <w:b/>
-                <w:color w:val="5D2525"/>
-                <w:sz w:val="16"/>
-              </w:rPr>
-              <w:t>Characters</w:t>
-              <w:br/>
-            </w:r>
-            <w:r>
-              <w:rPr>
-                <w:rFonts w:ascii="Aptos" w:hAnsi="Aptos" w:eastAsia="Aptos"/>
-                <w:color w:val="232323"/>
-                <w:sz w:val="17"/>
-              </w:rPr>
-              <w:t>10</w:t>
-            </w:r>
-          </w:p>
-        </w:tc>
-        <w:tc>
-          <w:tcPr>
-            <w:tcW w:type="dxa" w:w="2376"/>
-            <w:vAlign w:val="center"/>
-            <w:shd w:fill="EFE6DA"/>
-            <w:tcBorders>
-              <w:top w:val="single" w:sz="8" w:space="0" w:color="C9BBAE"/>
-              <w:left w:val="single" w:sz="8" w:space="0" w:color="C9BBAE"/>
-              <w:bottom w:val="single" w:sz="8" w:space="0" w:color="C9BBAE"/>
-              <w:right w:val="single" w:sz="8" w:space="0" w:color="C9BBAE"/>
-            </w:tcBorders>
-            <w:tcMar>
-              <w:top w:w="110" w:type="dxa"/>
-              <w:start w:w="110" w:type="dxa"/>
-              <w:bottom w:w="110" w:type="dxa"/>
-              <w:end w:w="110" w:type="dxa"/>
-            </w:tcMar>
-          </w:tcPr>
-          <w:p>
-            <w:pPr>
-              <w:jc w:val="center"/>
-            </w:pPr>
-            <w:r>
-              <w:rPr>
-                <w:rFonts w:ascii="Aptos" w:hAnsi="Aptos" w:eastAsia="Aptos"/>
-                <w:b/>
-                <w:color w:val="5D2525"/>
-                <w:sz w:val="16"/>
-              </w:rPr>
-              <w:t>Sprite Expressions</w:t>
-              <w:br/>
-            </w:r>
-            <w:r>
-              <w:rPr>
-                <w:rFonts w:ascii="Aptos" w:hAnsi="Aptos" w:eastAsia="Aptos"/>
-                <w:color w:val="232323"/>
-                <w:sz w:val="17"/>
-              </w:rPr>
-              <w:t>13</w:t>
-            </w:r>
-          </w:p>
-        </w:tc>
-        <w:tc>
-          <w:tcPr>
-            <w:tcW w:type="dxa" w:w="2232"/>
-            <w:vAlign w:val="center"/>
-            <w:shd w:fill="EFE6DA"/>
-            <w:tcBorders>
-              <w:top w:val="single" w:sz="8" w:space="0" w:color="C9BBAE"/>
-              <w:left w:val="single" w:sz="8" w:space="0" w:color="C9BBAE"/>
-              <w:bottom w:val="single" w:sz="8" w:space="0" w:color="C9BBAE"/>
-              <w:right w:val="single" w:sz="8" w:space="0" w:color="C9BBAE"/>
-            </w:tcBorders>
-            <w:tcMar>
-              <w:top w:w="110" w:type="dxa"/>
-              <w:start w:w="110" w:type="dxa"/>
-              <w:bottom w:w="110" w:type="dxa"/>
-              <w:end w:w="110" w:type="dxa"/>
-            </w:tcMar>
-          </w:tcPr>
-          <w:p>
-            <w:pPr>
-              <w:jc w:val="center"/>
-            </w:pPr>
-            <w:r>
-              <w:rPr>
-                <w:rFonts w:ascii="Aptos" w:hAnsi="Aptos" w:eastAsia="Aptos"/>
-                <w:b/>
-                <w:color w:val="5D2525"/>
-                <w:sz w:val="16"/>
-              </w:rPr>
-              <w:t>Voice Only</w:t>
-              <w:br/>
-            </w:r>
-            <w:r>
-              <w:rPr>
-                <w:rFonts w:ascii="Aptos" w:hAnsi="Aptos" w:eastAsia="Aptos"/>
-                <w:color w:val="232323"/>
-                <w:sz w:val="17"/>
-              </w:rPr>
-              <w:t>2</w:t>
-            </w:r>
-          </w:p>
-        </w:tc>
-      </w:tr>
-    </w:tbl>
-    <w:p>
-      <w:pPr>
-        <w:spacing w:before="160" w:after="0" w:line="252" w:lineRule="auto"/>
-        <w:jc w:val="left"/>
-      </w:pPr>
-      <w:r>
-        <w:rPr>
-          <w:rFonts w:ascii="Aptos" w:hAnsi="Aptos" w:eastAsia="Aptos"/>
-          <w:b w:val="0"/>
-          <w:color w:val="333333"/>
-          <w:sz w:val="18"/>
-        </w:rPr>
-        <w:t xml:space="preserve">Scope: </w:t>
-      </w:r>
-      <w:r>
-        <w:rPr>
-          <w:rFonts w:ascii="Aptos" w:hAnsi="Aptos" w:eastAsia="Aptos"/>
-          <w:b w:val="0"/>
-          <w:color w:val="333333"/>
-          <w:sz w:val="18"/>
-        </w:rPr>
-        <w:t>Only characters and expressions used by the current adventure route are included. Older unused expressions and route-only legacy characters have been removed from the active production list.</w:t>
-      </w:r>
-    </w:p>
-    <w:tbl>
-      <w:tblPr>
-        <w:tblW w:type="auto" w:w="0"/>
-        <w:jc w:val="center"/>
-        <w:tblLayout w:type="fixed"/>
-        <w:tblLook w:firstColumn="1" w:firstRow="1" w:lastColumn="0" w:lastRow="0" w:noHBand="0" w:noVBand="1" w:val="04A0"/>
-      </w:tblPr>
-      <w:tblGrid>
-        <w:gridCol w:w="3636"/>
-        <w:gridCol w:w="3636"/>
-        <w:gridCol w:w="3636"/>
-        <w:gridCol w:w="3636"/>
-      </w:tblGrid>
-      <w:tr>
-        <w:trPr>
-          <w:tblHeader w:val="true"/>
-        </w:trPr>
-        <w:tc>
-          <w:tcPr>
-            <w:tcW w:type="dxa" w:w="2088"/>
-            <w:vAlign w:val="center"/>
-            <w:shd w:fill="5D2525"/>
-            <w:tcBorders>
-              <w:top w:val="single" w:sz="8" w:space="0" w:color="5D2525"/>
-              <w:left w:val="single" w:sz="8" w:space="0" w:color="5D2525"/>
-              <w:bottom w:val="single" w:sz="8" w:space="0" w:color="5D2525"/>
-              <w:right w:val="single" w:sz="8" w:space="0" w:color="5D2525"/>
-            </w:tcBorders>
-            <w:tcMar>
-              <w:top w:w="100" w:type="dxa"/>
-              <w:start w:w="110" w:type="dxa"/>
-              <w:bottom w:w="100" w:type="dxa"/>
-              <w:end w:w="110" w:type="dxa"/>
-            </w:tcMar>
-          </w:tcPr>
-          <w:p>
-            <w:pPr>
-              <w:spacing w:after="0" w:line="252" w:lineRule="auto"/>
-              <w:jc w:val="center"/>
-            </w:pPr>
-            <w:r>
-              <w:rPr>
-                <w:rFonts w:ascii="Aptos" w:hAnsi="Aptos" w:eastAsia="Aptos"/>
-                <w:b/>
-                <w:color w:val="FFFFFF"/>
                 <w:sz w:val="17"/>
               </w:rPr>
               <w:t>Character</w:t>
@@ -292,32 +96,14 @@
         </w:tc>
         <w:tc>
           <w:tcPr>
-            <w:tcW w:type="dxa" w:w="2880"/>
+            <w:tcW w:type="dxa" w:w="2160"/>
             <w:vAlign w:val="center"/>
-            <w:shd w:fill="5D2525"/>
-            <w:tcBorders>
-              <w:top w:val="single" w:sz="8" w:space="0" w:color="5D2525"/>
-              <w:left w:val="single" w:sz="8" w:space="0" w:color="5D2525"/>
-              <w:bottom w:val="single" w:sz="8" w:space="0" w:color="5D2525"/>
-              <w:right w:val="single" w:sz="8" w:space="0" w:color="5D2525"/>
-            </w:tcBorders>
-            <w:tcMar>
-              <w:top w:w="100" w:type="dxa"/>
-              <w:start w:w="110" w:type="dxa"/>
-              <w:bottom w:w="100" w:type="dxa"/>
-              <w:end w:w="110" w:type="dxa"/>
-            </w:tcMar>
           </w:tcPr>
           <w:p>
-            <w:pPr>
-              <w:spacing w:after="0" w:line="252" w:lineRule="auto"/>
-              <w:jc w:val="center"/>
-            </w:pPr>
             <w:r>
               <w:rPr>
-                <w:rFonts w:ascii="Aptos" w:hAnsi="Aptos" w:eastAsia="Aptos"/>
+                <w:rFonts w:ascii="Arial" w:hAnsi="Arial"/>
                 <w:b/>
-                <w:color w:val="FFFFFF"/>
                 <w:sz w:val="17"/>
               </w:rPr>
               <w:t>Role</w:t>
@@ -326,32 +112,14 @@
         </w:tc>
         <w:tc>
           <w:tcPr>
-            <w:tcW w:type="dxa" w:w="4824"/>
+            <w:tcW w:type="dxa" w:w="3312"/>
             <w:vAlign w:val="center"/>
-            <w:shd w:fill="5D2525"/>
-            <w:tcBorders>
-              <w:top w:val="single" w:sz="8" w:space="0" w:color="5D2525"/>
-              <w:left w:val="single" w:sz="8" w:space="0" w:color="5D2525"/>
-              <w:bottom w:val="single" w:sz="8" w:space="0" w:color="5D2525"/>
-              <w:right w:val="single" w:sz="8" w:space="0" w:color="5D2525"/>
-            </w:tcBorders>
-            <w:tcMar>
-              <w:top w:w="100" w:type="dxa"/>
-              <w:start w:w="110" w:type="dxa"/>
-              <w:bottom w:w="100" w:type="dxa"/>
-              <w:end w:w="110" w:type="dxa"/>
-            </w:tcMar>
           </w:tcPr>
           <w:p>
-            <w:pPr>
-              <w:spacing w:after="0" w:line="252" w:lineRule="auto"/>
-              <w:jc w:val="center"/>
-            </w:pPr>
             <w:r>
               <w:rPr>
-                <w:rFonts w:ascii="Aptos" w:hAnsi="Aptos" w:eastAsia="Aptos"/>
+                <w:rFonts w:ascii="Arial" w:hAnsi="Arial"/>
                 <w:b/>
-                <w:color w:val="FFFFFF"/>
                 <w:sz w:val="17"/>
               </w:rPr>
               <w:t>Required Expressions / Sprite</w:t>
@@ -360,32 +128,14 @@
         </w:tc>
         <w:tc>
           <w:tcPr>
-            <w:tcW w:type="dxa" w:w="4896"/>
+            <w:tcW w:type="dxa" w:w="7056"/>
             <w:vAlign w:val="center"/>
-            <w:shd w:fill="5D2525"/>
-            <w:tcBorders>
-              <w:top w:val="single" w:sz="8" w:space="0" w:color="5D2525"/>
-              <w:left w:val="single" w:sz="8" w:space="0" w:color="5D2525"/>
-              <w:bottom w:val="single" w:sz="8" w:space="0" w:color="5D2525"/>
-              <w:right w:val="single" w:sz="8" w:space="0" w:color="5D2525"/>
-            </w:tcBorders>
-            <w:tcMar>
-              <w:top w:w="100" w:type="dxa"/>
-              <w:start w:w="110" w:type="dxa"/>
-              <w:bottom w:w="100" w:type="dxa"/>
-              <w:end w:w="110" w:type="dxa"/>
-            </w:tcMar>
           </w:tcPr>
           <w:p>
-            <w:pPr>
-              <w:spacing w:after="0" w:line="252" w:lineRule="auto"/>
-              <w:jc w:val="center"/>
-            </w:pPr>
             <w:r>
               <w:rPr>
-                <w:rFonts w:ascii="Aptos" w:hAnsi="Aptos" w:eastAsia="Aptos"/>
+                <w:rFonts w:ascii="Arial" w:hAnsi="Arial"/>
                 <w:b/>
-                <w:color w:val="FFFFFF"/>
                 <w:sz w:val="17"/>
               </w:rPr>
               <w:t>Current Route Usage</w:t>
@@ -396,33 +146,17 @@
       <w:tr>
         <w:tc>
           <w:tcPr>
-            <w:tcW w:type="dxa" w:w="2088"/>
+            <w:tcW w:type="dxa" w:w="1584"/>
             <w:vAlign w:val="center"/>
-            <w:shd w:fill="FCFAF7"/>
-            <w:tcBorders>
-              <w:top w:val="single" w:sz="8" w:space="0" w:color="D9D2C8"/>
-              <w:left w:val="single" w:sz="8" w:space="0" w:color="D9D2C8"/>
-              <w:bottom w:val="single" w:sz="8" w:space="0" w:color="D9D2C8"/>
-              <w:right w:val="single" w:sz="8" w:space="0" w:color="D9D2C8"/>
-            </w:tcBorders>
-            <w:tcMar>
-              <w:top w:w="90" w:type="dxa"/>
-              <w:start w:w="110" w:type="dxa"/>
-              <w:bottom w:w="90" w:type="dxa"/>
-              <w:end w:w="110" w:type="dxa"/>
-            </w:tcMar>
           </w:tcPr>
           <w:p>
             <w:pPr>
-              <w:spacing w:after="0" w:line="252" w:lineRule="auto"/>
-              <w:jc w:val="center"/>
+              <w:spacing w:after="0"/>
             </w:pPr>
             <w:r>
               <w:rPr>
-                <w:rFonts w:ascii="Aptos" w:hAnsi="Aptos" w:eastAsia="Aptos"/>
-                <w:b w:val="0"/>
-                <w:color w:val="222222"/>
-                <w:sz w:val="17"/>
+                <w:rFonts w:ascii="Arial" w:hAnsi="Arial"/>
+                <w:sz w:val="16"/>
               </w:rPr>
               <w:t>MC / You</w:t>
             </w:r>
@@ -430,33 +164,17 @@
         </w:tc>
         <w:tc>
           <w:tcPr>
-            <w:tcW w:type="dxa" w:w="2880"/>
+            <w:tcW w:type="dxa" w:w="2160"/>
             <w:vAlign w:val="center"/>
-            <w:shd w:fill="FCFAF7"/>
-            <w:tcBorders>
-              <w:top w:val="single" w:sz="8" w:space="0" w:color="D9D2C8"/>
-              <w:left w:val="single" w:sz="8" w:space="0" w:color="D9D2C8"/>
-              <w:bottom w:val="single" w:sz="8" w:space="0" w:color="D9D2C8"/>
-              <w:right w:val="single" w:sz="8" w:space="0" w:color="D9D2C8"/>
-            </w:tcBorders>
-            <w:tcMar>
-              <w:top w:w="90" w:type="dxa"/>
-              <w:start w:w="110" w:type="dxa"/>
-              <w:bottom w:w="90" w:type="dxa"/>
-              <w:end w:w="110" w:type="dxa"/>
-            </w:tcMar>
           </w:tcPr>
           <w:p>
             <w:pPr>
-              <w:spacing w:after="0" w:line="252" w:lineRule="auto"/>
-              <w:jc w:val="left"/>
+              <w:spacing w:after="0"/>
             </w:pPr>
             <w:r>
               <w:rPr>
-                <w:rFonts w:ascii="Aptos" w:hAnsi="Aptos" w:eastAsia="Aptos"/>
-                <w:b w:val="0"/>
-                <w:color w:val="222222"/>
-                <w:sz w:val="17"/>
+                <w:rFonts w:ascii="Arial" w:hAnsi="Arial"/>
+                <w:sz w:val="16"/>
               </w:rPr>
               <w:t>Main playable investigator</w:t>
             </w:r>
@@ -464,33 +182,17 @@
         </w:tc>
         <w:tc>
           <w:tcPr>
-            <w:tcW w:type="dxa" w:w="4824"/>
+            <w:tcW w:type="dxa" w:w="3312"/>
             <w:vAlign w:val="center"/>
-            <w:shd w:fill="FCFAF7"/>
-            <w:tcBorders>
-              <w:top w:val="single" w:sz="8" w:space="0" w:color="D9D2C8"/>
-              <w:left w:val="single" w:sz="8" w:space="0" w:color="D9D2C8"/>
-              <w:bottom w:val="single" w:sz="8" w:space="0" w:color="D9D2C8"/>
-              <w:right w:val="single" w:sz="8" w:space="0" w:color="D9D2C8"/>
-            </w:tcBorders>
-            <w:tcMar>
-              <w:top w:w="90" w:type="dxa"/>
-              <w:start w:w="110" w:type="dxa"/>
-              <w:bottom w:w="90" w:type="dxa"/>
-              <w:end w:w="110" w:type="dxa"/>
-            </w:tcMar>
           </w:tcPr>
           <w:p>
             <w:pPr>
-              <w:spacing w:after="0" w:line="252" w:lineRule="auto"/>
-              <w:jc w:val="left"/>
+              <w:spacing w:after="0"/>
             </w:pPr>
             <w:r>
               <w:rPr>
-                <w:rFonts w:ascii="Aptos" w:hAnsi="Aptos" w:eastAsia="Aptos"/>
-                <w:b w:val="0"/>
-                <w:color w:val="222222"/>
-                <w:sz w:val="17"/>
+                <w:rFonts w:ascii="Arial" w:hAnsi="Arial"/>
+                <w:sz w:val="16"/>
               </w:rPr>
               <w:t>spr_mc neutral; spr_mc alert; spr_mc thinking; spr_mc focused</w:t>
             </w:r>
@@ -498,35 +200,19 @@
         </w:tc>
         <w:tc>
           <w:tcPr>
-            <w:tcW w:type="dxa" w:w="4896"/>
+            <w:tcW w:type="dxa" w:w="7056"/>
             <w:vAlign w:val="center"/>
-            <w:shd w:fill="FCFAF7"/>
-            <w:tcBorders>
-              <w:top w:val="single" w:sz="8" w:space="0" w:color="D9D2C8"/>
-              <w:left w:val="single" w:sz="8" w:space="0" w:color="D9D2C8"/>
-              <w:bottom w:val="single" w:sz="8" w:space="0" w:color="D9D2C8"/>
-              <w:right w:val="single" w:sz="8" w:space="0" w:color="D9D2C8"/>
-            </w:tcBorders>
-            <w:tcMar>
-              <w:top w:w="90" w:type="dxa"/>
-              <w:start w:w="110" w:type="dxa"/>
-              <w:bottom w:w="90" w:type="dxa"/>
-              <w:end w:w="110" w:type="dxa"/>
-            </w:tcMar>
           </w:tcPr>
           <w:p>
             <w:pPr>
-              <w:spacing w:after="0" w:line="252" w:lineRule="auto"/>
-              <w:jc w:val="left"/>
+              <w:spacing w:after="0"/>
             </w:pPr>
             <w:r>
               <w:rPr>
-                <w:rFonts w:ascii="Aptos" w:hAnsi="Aptos" w:eastAsia="Aptos"/>
-                <w:b w:val="0"/>
-                <w:color w:val="222222"/>
-                <w:sz w:val="17"/>
+                <w:rFonts w:ascii="Arial" w:hAnsi="Arial"/>
+                <w:sz w:val="16"/>
               </w:rPr>
-              <w:t>Shown across restaurant, village attack, investigation, preparation, and final grave scenes.</w:t>
+              <w:t>Shown across briefing, attack, Ch3 investigation, Ch4 preparation, and final grave. Rhythm mini-game needs no new sprite, but focused/alert poses must read clearly.</w:t>
             </w:r>
           </w:p>
         </w:tc>
@@ -534,33 +220,17 @@
       <w:tr>
         <w:tc>
           <w:tcPr>
-            <w:tcW w:type="dxa" w:w="2088"/>
+            <w:tcW w:type="dxa" w:w="1584"/>
             <w:vAlign w:val="center"/>
-            <w:shd w:fill="F4EFE8"/>
-            <w:tcBorders>
-              <w:top w:val="single" w:sz="8" w:space="0" w:color="D9D2C8"/>
-              <w:left w:val="single" w:sz="8" w:space="0" w:color="D9D2C8"/>
-              <w:bottom w:val="single" w:sz="8" w:space="0" w:color="D9D2C8"/>
-              <w:right w:val="single" w:sz="8" w:space="0" w:color="D9D2C8"/>
-            </w:tcBorders>
-            <w:tcMar>
-              <w:top w:w="90" w:type="dxa"/>
-              <w:start w:w="110" w:type="dxa"/>
-              <w:bottom w:w="90" w:type="dxa"/>
-              <w:end w:w="110" w:type="dxa"/>
-            </w:tcMar>
           </w:tcPr>
           <w:p>
             <w:pPr>
-              <w:spacing w:after="0" w:line="252" w:lineRule="auto"/>
-              <w:jc w:val="center"/>
+              <w:spacing w:after="0"/>
             </w:pPr>
             <w:r>
               <w:rPr>
-                <w:rFonts w:ascii="Aptos" w:hAnsi="Aptos" w:eastAsia="Aptos"/>
-                <w:b w:val="0"/>
-                <w:color w:val="222222"/>
-                <w:sz w:val="17"/>
+                <w:rFonts w:ascii="Arial" w:hAnsi="Arial"/>
+                <w:sz w:val="16"/>
               </w:rPr>
               <w:t>Nayan</w:t>
             </w:r>
@@ -568,33 +238,17 @@
         </w:tc>
         <w:tc>
           <w:tcPr>
-            <w:tcW w:type="dxa" w:w="2880"/>
+            <w:tcW w:type="dxa" w:w="2160"/>
             <w:vAlign w:val="center"/>
-            <w:shd w:fill="F4EFE8"/>
-            <w:tcBorders>
-              <w:top w:val="single" w:sz="8" w:space="0" w:color="D9D2C8"/>
-              <w:left w:val="single" w:sz="8" w:space="0" w:color="D9D2C8"/>
-              <w:bottom w:val="single" w:sz="8" w:space="0" w:color="D9D2C8"/>
-              <w:right w:val="single" w:sz="8" w:space="0" w:color="D9D2C8"/>
-            </w:tcBorders>
-            <w:tcMar>
-              <w:top w:w="90" w:type="dxa"/>
-              <w:start w:w="110" w:type="dxa"/>
-              <w:bottom w:w="90" w:type="dxa"/>
-              <w:end w:w="110" w:type="dxa"/>
-            </w:tcMar>
           </w:tcPr>
           <w:p>
             <w:pPr>
-              <w:spacing w:after="0" w:line="252" w:lineRule="auto"/>
-              <w:jc w:val="left"/>
+              <w:spacing w:after="0"/>
             </w:pPr>
             <w:r>
               <w:rPr>
-                <w:rFonts w:ascii="Aptos" w:hAnsi="Aptos" w:eastAsia="Aptos"/>
-                <w:b w:val="0"/>
-                <w:color w:val="222222"/>
-                <w:sz w:val="17"/>
+                <w:rFonts w:ascii="Arial" w:hAnsi="Arial"/>
+                <w:sz w:val="16"/>
               </w:rPr>
               <w:t>Prologue victim</w:t>
             </w:r>
@@ -602,33 +256,17 @@
         </w:tc>
         <w:tc>
           <w:tcPr>
-            <w:tcW w:type="dxa" w:w="4824"/>
+            <w:tcW w:type="dxa" w:w="3312"/>
             <w:vAlign w:val="center"/>
-            <w:shd w:fill="F4EFE8"/>
-            <w:tcBorders>
-              <w:top w:val="single" w:sz="8" w:space="0" w:color="D9D2C8"/>
-              <w:left w:val="single" w:sz="8" w:space="0" w:color="D9D2C8"/>
-              <w:bottom w:val="single" w:sz="8" w:space="0" w:color="D9D2C8"/>
-              <w:right w:val="single" w:sz="8" w:space="0" w:color="D9D2C8"/>
-            </w:tcBorders>
-            <w:tcMar>
-              <w:top w:w="90" w:type="dxa"/>
-              <w:start w:w="110" w:type="dxa"/>
-              <w:bottom w:w="90" w:type="dxa"/>
-              <w:end w:w="110" w:type="dxa"/>
-            </w:tcMar>
           </w:tcPr>
           <w:p>
             <w:pPr>
-              <w:spacing w:after="0" w:line="252" w:lineRule="auto"/>
-              <w:jc w:val="left"/>
+              <w:spacing w:after="0"/>
             </w:pPr>
             <w:r>
               <w:rPr>
-                <w:rFonts w:ascii="Aptos" w:hAnsi="Aptos" w:eastAsia="Aptos"/>
-                <w:b w:val="0"/>
-                <w:color w:val="222222"/>
-                <w:sz w:val="17"/>
+                <w:rFonts w:ascii="Arial" w:hAnsi="Arial"/>
+                <w:sz w:val="16"/>
               </w:rPr>
               <w:t>spr_nayan neutral; spr_nayan terrified</w:t>
             </w:r>
@@ -636,35 +274,19 @@
         </w:tc>
         <w:tc>
           <w:tcPr>
-            <w:tcW w:type="dxa" w:w="4896"/>
+            <w:tcW w:type="dxa" w:w="7056"/>
             <w:vAlign w:val="center"/>
-            <w:shd w:fill="F4EFE8"/>
-            <w:tcBorders>
-              <w:top w:val="single" w:sz="8" w:space="0" w:color="D9D2C8"/>
-              <w:left w:val="single" w:sz="8" w:space="0" w:color="D9D2C8"/>
-              <w:bottom w:val="single" w:sz="8" w:space="0" w:color="D9D2C8"/>
-              <w:right w:val="single" w:sz="8" w:space="0" w:color="D9D2C8"/>
-            </w:tcBorders>
-            <w:tcMar>
-              <w:top w:w="90" w:type="dxa"/>
-              <w:start w:w="110" w:type="dxa"/>
-              <w:bottom w:w="90" w:type="dxa"/>
-              <w:end w:w="110" w:type="dxa"/>
-            </w:tcMar>
           </w:tcPr>
           <w:p>
             <w:pPr>
-              <w:spacing w:after="0" w:line="252" w:lineRule="auto"/>
-              <w:jc w:val="left"/>
+              <w:spacing w:after="0"/>
             </w:pPr>
             <w:r>
               <w:rPr>
-                <w:rFonts w:ascii="Aptos" w:hAnsi="Aptos" w:eastAsia="Aptos"/>
-                <w:b w:val="0"/>
-                <w:color w:val="222222"/>
-                <w:sz w:val="17"/>
+                <w:rFonts w:ascii="Arial" w:hAnsi="Arial"/>
+                <w:sz w:val="16"/>
               </w:rPr>
-              <w:t>Appears in adv_prologue before the first pocong encounter.</w:t>
+              <w:t>Appears before the first pocong encounter and teaches the horror language of crying, silence, and duk rhythm.</w:t>
             </w:r>
           </w:p>
         </w:tc>
@@ -672,33 +294,17 @@
       <w:tr>
         <w:tc>
           <w:tcPr>
-            <w:tcW w:type="dxa" w:w="2088"/>
+            <w:tcW w:type="dxa" w:w="1584"/>
             <w:vAlign w:val="center"/>
-            <w:shd w:fill="FCFAF7"/>
-            <w:tcBorders>
-              <w:top w:val="single" w:sz="8" w:space="0" w:color="D9D2C8"/>
-              <w:left w:val="single" w:sz="8" w:space="0" w:color="D9D2C8"/>
-              <w:bottom w:val="single" w:sz="8" w:space="0" w:color="D9D2C8"/>
-              <w:right w:val="single" w:sz="8" w:space="0" w:color="D9D2C8"/>
-            </w:tcBorders>
-            <w:tcMar>
-              <w:top w:w="90" w:type="dxa"/>
-              <w:start w:w="110" w:type="dxa"/>
-              <w:bottom w:w="90" w:type="dxa"/>
-              <w:end w:w="110" w:type="dxa"/>
-            </w:tcMar>
           </w:tcPr>
           <w:p>
             <w:pPr>
-              <w:spacing w:after="0" w:line="252" w:lineRule="auto"/>
-              <w:jc w:val="center"/>
+              <w:spacing w:after="0"/>
             </w:pPr>
             <w:r>
               <w:rPr>
-                <w:rFonts w:ascii="Aptos" w:hAnsi="Aptos" w:eastAsia="Aptos"/>
-                <w:b w:val="0"/>
-                <w:color w:val="222222"/>
-                <w:sz w:val="17"/>
+                <w:rFonts w:ascii="Arial" w:hAnsi="Arial"/>
+                <w:sz w:val="16"/>
               </w:rPr>
               <w:t>Hafiz</w:t>
             </w:r>
@@ -706,33 +312,17 @@
         </w:tc>
         <w:tc>
           <w:tcPr>
-            <w:tcW w:type="dxa" w:w="2880"/>
+            <w:tcW w:type="dxa" w:w="2160"/>
             <w:vAlign w:val="center"/>
-            <w:shd w:fill="FCFAF7"/>
-            <w:tcBorders>
-              <w:top w:val="single" w:sz="8" w:space="0" w:color="D9D2C8"/>
-              <w:left w:val="single" w:sz="8" w:space="0" w:color="D9D2C8"/>
-              <w:bottom w:val="single" w:sz="8" w:space="0" w:color="D9D2C8"/>
-              <w:right w:val="single" w:sz="8" w:space="0" w:color="D9D2C8"/>
-            </w:tcBorders>
-            <w:tcMar>
-              <w:top w:w="90" w:type="dxa"/>
-              <w:start w:w="110" w:type="dxa"/>
-              <w:bottom w:w="90" w:type="dxa"/>
-              <w:end w:w="110" w:type="dxa"/>
-            </w:tcMar>
           </w:tcPr>
           <w:p>
             <w:pPr>
-              <w:spacing w:after="0" w:line="252" w:lineRule="auto"/>
-              <w:jc w:val="left"/>
+              <w:spacing w:after="0"/>
             </w:pPr>
             <w:r>
               <w:rPr>
-                <w:rFonts w:ascii="Aptos" w:hAnsi="Aptos" w:eastAsia="Aptos"/>
-                <w:b w:val="0"/>
-                <w:color w:val="222222"/>
-                <w:sz w:val="17"/>
+                <w:rFonts w:ascii="Arial" w:hAnsi="Arial"/>
+                <w:sz w:val="16"/>
               </w:rPr>
               <w:t>Friend / possible driver</w:t>
             </w:r>
@@ -740,33 +330,17 @@
         </w:tc>
         <w:tc>
           <w:tcPr>
-            <w:tcW w:type="dxa" w:w="4824"/>
+            <w:tcW w:type="dxa" w:w="3312"/>
             <w:vAlign w:val="center"/>
-            <w:shd w:fill="FCFAF7"/>
-            <w:tcBorders>
-              <w:top w:val="single" w:sz="8" w:space="0" w:color="D9D2C8"/>
-              <w:left w:val="single" w:sz="8" w:space="0" w:color="D9D2C8"/>
-              <w:bottom w:val="single" w:sz="8" w:space="0" w:color="D9D2C8"/>
-              <w:right w:val="single" w:sz="8" w:space="0" w:color="D9D2C8"/>
-            </w:tcBorders>
-            <w:tcMar>
-              <w:top w:w="90" w:type="dxa"/>
-              <w:start w:w="110" w:type="dxa"/>
-              <w:bottom w:w="90" w:type="dxa"/>
-              <w:end w:w="110" w:type="dxa"/>
-            </w:tcMar>
           </w:tcPr>
           <w:p>
             <w:pPr>
-              <w:spacing w:after="0" w:line="252" w:lineRule="auto"/>
-              <w:jc w:val="left"/>
+              <w:spacing w:after="0"/>
             </w:pPr>
             <w:r>
               <w:rPr>
-                <w:rFonts w:ascii="Aptos" w:hAnsi="Aptos" w:eastAsia="Aptos"/>
-                <w:b w:val="0"/>
-                <w:color w:val="222222"/>
-                <w:sz w:val="17"/>
+                <w:rFonts w:ascii="Arial" w:hAnsi="Arial"/>
+                <w:sz w:val="16"/>
               </w:rPr>
               <w:t>spr_hafiz neutral</w:t>
             </w:r>
@@ -774,35 +348,19 @@
         </w:tc>
         <w:tc>
           <w:tcPr>
-            <w:tcW w:type="dxa" w:w="4896"/>
+            <w:tcW w:type="dxa" w:w="7056"/>
             <w:vAlign w:val="center"/>
-            <w:shd w:fill="FCFAF7"/>
-            <w:tcBorders>
-              <w:top w:val="single" w:sz="8" w:space="0" w:color="D9D2C8"/>
-              <w:left w:val="single" w:sz="8" w:space="0" w:color="D9D2C8"/>
-              <w:bottom w:val="single" w:sz="8" w:space="0" w:color="D9D2C8"/>
-              <w:right w:val="single" w:sz="8" w:space="0" w:color="D9D2C8"/>
-            </w:tcBorders>
-            <w:tcMar>
-              <w:top w:w="90" w:type="dxa"/>
-              <w:start w:w="110" w:type="dxa"/>
-              <w:bottom w:w="90" w:type="dxa"/>
-              <w:end w:w="110" w:type="dxa"/>
-            </w:tcMar>
           </w:tcPr>
           <w:p>
             <w:pPr>
-              <w:spacing w:after="0" w:line="252" w:lineRule="auto"/>
-              <w:jc w:val="left"/>
+              <w:spacing w:after="0"/>
             </w:pPr>
             <w:r>
               <w:rPr>
-                <w:rFonts w:ascii="Aptos" w:hAnsi="Aptos" w:eastAsia="Aptos"/>
-                <w:b w:val="0"/>
-                <w:color w:val="222222"/>
-                <w:sz w:val="17"/>
+                <w:rFonts w:ascii="Arial" w:hAnsi="Arial"/>
+                <w:sz w:val="16"/>
               </w:rPr>
-              <w:t>Appears in adv_chapter1 restaurant briefing.</w:t>
+              <w:t>Appears in restaurant briefing and later as phone/ending support if he waits outside kampung.</w:t>
             </w:r>
           </w:p>
         </w:tc>
@@ -810,33 +368,17 @@
       <w:tr>
         <w:tc>
           <w:tcPr>
-            <w:tcW w:type="dxa" w:w="2088"/>
+            <w:tcW w:type="dxa" w:w="1584"/>
             <w:vAlign w:val="center"/>
-            <w:shd w:fill="F4EFE8"/>
-            <w:tcBorders>
-              <w:top w:val="single" w:sz="8" w:space="0" w:color="D9D2C8"/>
-              <w:left w:val="single" w:sz="8" w:space="0" w:color="D9D2C8"/>
-              <w:bottom w:val="single" w:sz="8" w:space="0" w:color="D9D2C8"/>
-              <w:right w:val="single" w:sz="8" w:space="0" w:color="D9D2C8"/>
-            </w:tcBorders>
-            <w:tcMar>
-              <w:top w:w="90" w:type="dxa"/>
-              <w:start w:w="110" w:type="dxa"/>
-              <w:bottom w:w="90" w:type="dxa"/>
-              <w:end w:w="110" w:type="dxa"/>
-            </w:tcMar>
           </w:tcPr>
           <w:p>
             <w:pPr>
-              <w:spacing w:after="0" w:line="252" w:lineRule="auto"/>
-              <w:jc w:val="center"/>
+              <w:spacing w:after="0"/>
             </w:pPr>
             <w:r>
               <w:rPr>
-                <w:rFonts w:ascii="Aptos" w:hAnsi="Aptos" w:eastAsia="Aptos"/>
-                <w:b w:val="0"/>
-                <w:color w:val="222222"/>
-                <w:sz w:val="17"/>
+                <w:rFonts w:ascii="Arial" w:hAnsi="Arial"/>
+                <w:sz w:val="16"/>
               </w:rPr>
               <w:t>Melur</w:t>
             </w:r>
@@ -844,33 +386,17 @@
         </w:tc>
         <w:tc>
           <w:tcPr>
-            <w:tcW w:type="dxa" w:w="2880"/>
+            <w:tcW w:type="dxa" w:w="2160"/>
             <w:vAlign w:val="center"/>
-            <w:shd w:fill="F4EFE8"/>
-            <w:tcBorders>
-              <w:top w:val="single" w:sz="8" w:space="0" w:color="D9D2C8"/>
-              <w:left w:val="single" w:sz="8" w:space="0" w:color="D9D2C8"/>
-              <w:bottom w:val="single" w:sz="8" w:space="0" w:color="D9D2C8"/>
-              <w:right w:val="single" w:sz="8" w:space="0" w:color="D9D2C8"/>
-            </w:tcBorders>
-            <w:tcMar>
-              <w:top w:w="90" w:type="dxa"/>
-              <w:start w:w="110" w:type="dxa"/>
-              <w:bottom w:w="90" w:type="dxa"/>
-              <w:end w:w="110" w:type="dxa"/>
-            </w:tcMar>
           </w:tcPr>
           <w:p>
             <w:pPr>
-              <w:spacing w:after="0" w:line="252" w:lineRule="auto"/>
-              <w:jc w:val="left"/>
+              <w:spacing w:after="0"/>
             </w:pPr>
             <w:r>
               <w:rPr>
-                <w:rFonts w:ascii="Aptos" w:hAnsi="Aptos" w:eastAsia="Aptos"/>
-                <w:b w:val="0"/>
-                <w:color w:val="222222"/>
-                <w:sz w:val="17"/>
+                <w:rFonts w:ascii="Arial" w:hAnsi="Arial"/>
+                <w:sz w:val="16"/>
               </w:rPr>
               <w:t>Client / phone caller</w:t>
             </w:r>
@@ -878,69 +404,37 @@
         </w:tc>
         <w:tc>
           <w:tcPr>
-            <w:tcW w:type="dxa" w:w="4824"/>
+            <w:tcW w:type="dxa" w:w="3312"/>
             <w:vAlign w:val="center"/>
-            <w:shd w:fill="F4EFE8"/>
-            <w:tcBorders>
-              <w:top w:val="single" w:sz="8" w:space="0" w:color="D9D2C8"/>
-              <w:left w:val="single" w:sz="8" w:space="0" w:color="D9D2C8"/>
-              <w:bottom w:val="single" w:sz="8" w:space="0" w:color="D9D2C8"/>
-              <w:right w:val="single" w:sz="8" w:space="0" w:color="D9D2C8"/>
-            </w:tcBorders>
-            <w:tcMar>
-              <w:top w:w="90" w:type="dxa"/>
-              <w:start w:w="110" w:type="dxa"/>
-              <w:bottom w:w="90" w:type="dxa"/>
-              <w:end w:w="110" w:type="dxa"/>
-            </w:tcMar>
           </w:tcPr>
           <w:p>
             <w:pPr>
-              <w:spacing w:after="0" w:line="252" w:lineRule="auto"/>
-              <w:jc w:val="left"/>
+              <w:spacing w:after="0"/>
             </w:pPr>
             <w:r>
               <w:rPr>
-                <w:rFonts w:ascii="Aptos" w:hAnsi="Aptos" w:eastAsia="Aptos"/>
-                <w:b w:val="0"/>
-                <w:color w:val="222222"/>
-                <w:sz w:val="17"/>
+                <w:rFonts w:ascii="Arial" w:hAnsi="Arial"/>
+                <w:sz w:val="16"/>
               </w:rPr>
-              <w:t>No sprite currently required</w:t>
+              <w:t>spr_melur phone</w:t>
             </w:r>
           </w:p>
         </w:tc>
         <w:tc>
           <w:tcPr>
-            <w:tcW w:type="dxa" w:w="4896"/>
+            <w:tcW w:type="dxa" w:w="7056"/>
             <w:vAlign w:val="center"/>
-            <w:shd w:fill="F4EFE8"/>
-            <w:tcBorders>
-              <w:top w:val="single" w:sz="8" w:space="0" w:color="D9D2C8"/>
-              <w:left w:val="single" w:sz="8" w:space="0" w:color="D9D2C8"/>
-              <w:bottom w:val="single" w:sz="8" w:space="0" w:color="D9D2C8"/>
-              <w:right w:val="single" w:sz="8" w:space="0" w:color="D9D2C8"/>
-            </w:tcBorders>
-            <w:tcMar>
-              <w:top w:w="90" w:type="dxa"/>
-              <w:start w:w="110" w:type="dxa"/>
-              <w:bottom w:w="90" w:type="dxa"/>
-              <w:end w:w="110" w:type="dxa"/>
-            </w:tcMar>
           </w:tcPr>
           <w:p>
             <w:pPr>
-              <w:spacing w:after="0" w:line="252" w:lineRule="auto"/>
-              <w:jc w:val="left"/>
+              <w:spacing w:after="0"/>
             </w:pPr>
             <w:r>
               <w:rPr>
-                <w:rFonts w:ascii="Aptos" w:hAnsi="Aptos" w:eastAsia="Aptos"/>
-                <w:b w:val="0"/>
-                <w:color w:val="222222"/>
-                <w:sz w:val="17"/>
+                <w:rFonts w:ascii="Arial" w:hAnsi="Arial"/>
+                <w:sz w:val="16"/>
               </w:rPr>
-              <w:t>Voice-only phone presence in adv_chapter1.</w:t>
+              <w:t>Phone-call portrait/overlay currently used in Ch1. Should feel human and worried, not supernatural.</w:t>
             </w:r>
           </w:p>
         </w:tc>
@@ -948,33 +442,17 @@
       <w:tr>
         <w:tc>
           <w:tcPr>
-            <w:tcW w:type="dxa" w:w="2088"/>
+            <w:tcW w:type="dxa" w:w="1584"/>
             <w:vAlign w:val="center"/>
-            <w:shd w:fill="FCFAF7"/>
-            <w:tcBorders>
-              <w:top w:val="single" w:sz="8" w:space="0" w:color="D9D2C8"/>
-              <w:left w:val="single" w:sz="8" w:space="0" w:color="D9D2C8"/>
-              <w:bottom w:val="single" w:sz="8" w:space="0" w:color="D9D2C8"/>
-              <w:right w:val="single" w:sz="8" w:space="0" w:color="D9D2C8"/>
-            </w:tcBorders>
-            <w:tcMar>
-              <w:top w:w="90" w:type="dxa"/>
-              <w:start w:w="110" w:type="dxa"/>
-              <w:bottom w:w="90" w:type="dxa"/>
-              <w:end w:w="110" w:type="dxa"/>
-            </w:tcMar>
           </w:tcPr>
           <w:p>
             <w:pPr>
-              <w:spacing w:after="0" w:line="252" w:lineRule="auto"/>
-              <w:jc w:val="center"/>
+              <w:spacing w:after="0"/>
             </w:pPr>
             <w:r>
               <w:rPr>
-                <w:rFonts w:ascii="Aptos" w:hAnsi="Aptos" w:eastAsia="Aptos"/>
-                <w:b w:val="0"/>
-                <w:color w:val="222222"/>
-                <w:sz w:val="17"/>
+                <w:rFonts w:ascii="Arial" w:hAnsi="Arial"/>
+                <w:sz w:val="16"/>
               </w:rPr>
               <w:t>Abang Zulkifli</w:t>
             </w:r>
@@ -982,33 +460,17 @@
         </w:tc>
         <w:tc>
           <w:tcPr>
-            <w:tcW w:type="dxa" w:w="2880"/>
+            <w:tcW w:type="dxa" w:w="2160"/>
             <w:vAlign w:val="center"/>
-            <w:shd w:fill="FCFAF7"/>
-            <w:tcBorders>
-              <w:top w:val="single" w:sz="8" w:space="0" w:color="D9D2C8"/>
-              <w:left w:val="single" w:sz="8" w:space="0" w:color="D9D2C8"/>
-              <w:bottom w:val="single" w:sz="8" w:space="0" w:color="D9D2C8"/>
-              <w:right w:val="single" w:sz="8" w:space="0" w:color="D9D2C8"/>
-            </w:tcBorders>
-            <w:tcMar>
-              <w:top w:w="90" w:type="dxa"/>
-              <w:start w:w="110" w:type="dxa"/>
-              <w:bottom w:w="90" w:type="dxa"/>
-              <w:end w:w="110" w:type="dxa"/>
-            </w:tcMar>
           </w:tcPr>
           <w:p>
             <w:pPr>
-              <w:spacing w:after="0" w:line="252" w:lineRule="auto"/>
-              <w:jc w:val="left"/>
+              <w:spacing w:after="0"/>
             </w:pPr>
             <w:r>
               <w:rPr>
-                <w:rFonts w:ascii="Aptos" w:hAnsi="Aptos" w:eastAsia="Aptos"/>
-                <w:b w:val="0"/>
-                <w:color w:val="222222"/>
-                <w:sz w:val="17"/>
+                <w:rFonts w:ascii="Arial" w:hAnsi="Arial"/>
+                <w:sz w:val="16"/>
               </w:rPr>
               <w:t>Restaurant owner / advisor</w:t>
             </w:r>
@@ -1016,33 +478,17 @@
         </w:tc>
         <w:tc>
           <w:tcPr>
-            <w:tcW w:type="dxa" w:w="4824"/>
+            <w:tcW w:type="dxa" w:w="3312"/>
             <w:vAlign w:val="center"/>
-            <w:shd w:fill="FCFAF7"/>
-            <w:tcBorders>
-              <w:top w:val="single" w:sz="8" w:space="0" w:color="D9D2C8"/>
-              <w:left w:val="single" w:sz="8" w:space="0" w:color="D9D2C8"/>
-              <w:bottom w:val="single" w:sz="8" w:space="0" w:color="D9D2C8"/>
-              <w:right w:val="single" w:sz="8" w:space="0" w:color="D9D2C8"/>
-            </w:tcBorders>
-            <w:tcMar>
-              <w:top w:w="90" w:type="dxa"/>
-              <w:start w:w="110" w:type="dxa"/>
-              <w:bottom w:w="90" w:type="dxa"/>
-              <w:end w:w="110" w:type="dxa"/>
-            </w:tcMar>
           </w:tcPr>
           <w:p>
             <w:pPr>
-              <w:spacing w:after="0" w:line="252" w:lineRule="auto"/>
-              <w:jc w:val="left"/>
+              <w:spacing w:after="0"/>
             </w:pPr>
             <w:r>
               <w:rPr>
-                <w:rFonts w:ascii="Aptos" w:hAnsi="Aptos" w:eastAsia="Aptos"/>
-                <w:b w:val="0"/>
-                <w:color w:val="222222"/>
-                <w:sz w:val="17"/>
+                <w:rFonts w:ascii="Arial" w:hAnsi="Arial"/>
+                <w:sz w:val="16"/>
               </w:rPr>
               <w:t>spr_owner serious</w:t>
             </w:r>
@@ -1050,35 +496,19 @@
         </w:tc>
         <w:tc>
           <w:tcPr>
-            <w:tcW w:type="dxa" w:w="4896"/>
+            <w:tcW w:type="dxa" w:w="7056"/>
             <w:vAlign w:val="center"/>
-            <w:shd w:fill="FCFAF7"/>
-            <w:tcBorders>
-              <w:top w:val="single" w:sz="8" w:space="0" w:color="D9D2C8"/>
-              <w:left w:val="single" w:sz="8" w:space="0" w:color="D9D2C8"/>
-              <w:bottom w:val="single" w:sz="8" w:space="0" w:color="D9D2C8"/>
-              <w:right w:val="single" w:sz="8" w:space="0" w:color="D9D2C8"/>
-            </w:tcBorders>
-            <w:tcMar>
-              <w:top w:w="90" w:type="dxa"/>
-              <w:start w:w="110" w:type="dxa"/>
-              <w:bottom w:w="90" w:type="dxa"/>
-              <w:end w:w="110" w:type="dxa"/>
-            </w:tcMar>
           </w:tcPr>
           <w:p>
             <w:pPr>
-              <w:spacing w:after="0" w:line="252" w:lineRule="auto"/>
-              <w:jc w:val="left"/>
+              <w:spacing w:after="0"/>
             </w:pPr>
             <w:r>
               <w:rPr>
-                <w:rFonts w:ascii="Aptos" w:hAnsi="Aptos" w:eastAsia="Aptos"/>
-                <w:b w:val="0"/>
-                <w:color w:val="222222"/>
-                <w:sz w:val="17"/>
+                <w:rFonts w:ascii="Arial" w:hAnsi="Arial"/>
+                <w:sz w:val="16"/>
               </w:rPr>
-              <w:t>Explains the kafan knot and release logic in adv_chapter1.</w:t>
+              <w:t>Explains kafan knot, rushed burial, and the difference between release and violence.</w:t>
             </w:r>
           </w:p>
         </w:tc>
@@ -1086,33 +516,17 @@
       <w:tr>
         <w:tc>
           <w:tcPr>
-            <w:tcW w:type="dxa" w:w="2088"/>
+            <w:tcW w:type="dxa" w:w="1584"/>
             <w:vAlign w:val="center"/>
-            <w:shd w:fill="F4EFE8"/>
-            <w:tcBorders>
-              <w:top w:val="single" w:sz="8" w:space="0" w:color="D9D2C8"/>
-              <w:left w:val="single" w:sz="8" w:space="0" w:color="D9D2C8"/>
-              <w:bottom w:val="single" w:sz="8" w:space="0" w:color="D9D2C8"/>
-              <w:right w:val="single" w:sz="8" w:space="0" w:color="D9D2C8"/>
-            </w:tcBorders>
-            <w:tcMar>
-              <w:top w:w="90" w:type="dxa"/>
-              <w:start w:w="110" w:type="dxa"/>
-              <w:bottom w:w="90" w:type="dxa"/>
-              <w:end w:w="110" w:type="dxa"/>
-            </w:tcMar>
           </w:tcPr>
           <w:p>
             <w:pPr>
-              <w:spacing w:after="0" w:line="252" w:lineRule="auto"/>
-              <w:jc w:val="center"/>
+              <w:spacing w:after="0"/>
             </w:pPr>
             <w:r>
               <w:rPr>
-                <w:rFonts w:ascii="Aptos" w:hAnsi="Aptos" w:eastAsia="Aptos"/>
-                <w:b w:val="0"/>
-                <w:color w:val="222222"/>
-                <w:sz w:val="17"/>
+                <w:rFonts w:ascii="Arial" w:hAnsi="Arial"/>
+                <w:sz w:val="16"/>
               </w:rPr>
               <w:t>Orang Kampung</w:t>
             </w:r>
@@ -1120,33 +534,17 @@
         </w:tc>
         <w:tc>
           <w:tcPr>
-            <w:tcW w:type="dxa" w:w="2880"/>
+            <w:tcW w:type="dxa" w:w="2160"/>
             <w:vAlign w:val="center"/>
-            <w:shd w:fill="F4EFE8"/>
-            <w:tcBorders>
-              <w:top w:val="single" w:sz="8" w:space="0" w:color="D9D2C8"/>
-              <w:left w:val="single" w:sz="8" w:space="0" w:color="D9D2C8"/>
-              <w:bottom w:val="single" w:sz="8" w:space="0" w:color="D9D2C8"/>
-              <w:right w:val="single" w:sz="8" w:space="0" w:color="D9D2C8"/>
-            </w:tcBorders>
-            <w:tcMar>
-              <w:top w:w="90" w:type="dxa"/>
-              <w:start w:w="110" w:type="dxa"/>
-              <w:bottom w:w="90" w:type="dxa"/>
-              <w:end w:w="110" w:type="dxa"/>
-            </w:tcMar>
           </w:tcPr>
           <w:p>
             <w:pPr>
-              <w:spacing w:after="0" w:line="252" w:lineRule="auto"/>
-              <w:jc w:val="left"/>
+              <w:spacing w:after="0"/>
             </w:pPr>
             <w:r>
               <w:rPr>
-                <w:rFonts w:ascii="Aptos" w:hAnsi="Aptos" w:eastAsia="Aptos"/>
-                <w:b w:val="0"/>
-                <w:color w:val="222222"/>
-                <w:sz w:val="17"/>
+                <w:rFonts w:ascii="Arial" w:hAnsi="Arial"/>
+                <w:sz w:val="16"/>
               </w:rPr>
               <w:t>Attack victim / witness</w:t>
             </w:r>
@@ -1154,33 +552,17 @@
         </w:tc>
         <w:tc>
           <w:tcPr>
-            <w:tcW w:type="dxa" w:w="4824"/>
+            <w:tcW w:type="dxa" w:w="3312"/>
             <w:vAlign w:val="center"/>
-            <w:shd w:fill="F4EFE8"/>
-            <w:tcBorders>
-              <w:top w:val="single" w:sz="8" w:space="0" w:color="D9D2C8"/>
-              <w:left w:val="single" w:sz="8" w:space="0" w:color="D9D2C8"/>
-              <w:bottom w:val="single" w:sz="8" w:space="0" w:color="D9D2C8"/>
-              <w:right w:val="single" w:sz="8" w:space="0" w:color="D9D2C8"/>
-            </w:tcBorders>
-            <w:tcMar>
-              <w:top w:w="90" w:type="dxa"/>
-              <w:start w:w="110" w:type="dxa"/>
-              <w:bottom w:w="90" w:type="dxa"/>
-              <w:end w:w="110" w:type="dxa"/>
-            </w:tcMar>
           </w:tcPr>
           <w:p>
             <w:pPr>
-              <w:spacing w:after="0" w:line="252" w:lineRule="auto"/>
-              <w:jc w:val="left"/>
+              <w:spacing w:after="0"/>
             </w:pPr>
             <w:r>
               <w:rPr>
-                <w:rFonts w:ascii="Aptos" w:hAnsi="Aptos" w:eastAsia="Aptos"/>
-                <w:b w:val="0"/>
-                <w:color w:val="222222"/>
-                <w:sz w:val="17"/>
+                <w:rFonts w:ascii="Arial" w:hAnsi="Arial"/>
+                <w:sz w:val="16"/>
               </w:rPr>
               <w:t>spr_villager_1 terrified</w:t>
             </w:r>
@@ -1188,35 +570,19 @@
         </w:tc>
         <w:tc>
           <w:tcPr>
-            <w:tcW w:type="dxa" w:w="4896"/>
+            <w:tcW w:type="dxa" w:w="7056"/>
             <w:vAlign w:val="center"/>
-            <w:shd w:fill="F4EFE8"/>
-            <w:tcBorders>
-              <w:top w:val="single" w:sz="8" w:space="0" w:color="D9D2C8"/>
-              <w:left w:val="single" w:sz="8" w:space="0" w:color="D9D2C8"/>
-              <w:bottom w:val="single" w:sz="8" w:space="0" w:color="D9D2C8"/>
-              <w:right w:val="single" w:sz="8" w:space="0" w:color="D9D2C8"/>
-            </w:tcBorders>
-            <w:tcMar>
-              <w:top w:w="90" w:type="dxa"/>
-              <w:start w:w="110" w:type="dxa"/>
-              <w:bottom w:w="90" w:type="dxa"/>
-              <w:end w:w="110" w:type="dxa"/>
-            </w:tcMar>
           </w:tcPr>
           <w:p>
             <w:pPr>
-              <w:spacing w:after="0" w:line="252" w:lineRule="auto"/>
-              <w:jc w:val="left"/>
+              <w:spacing w:after="0"/>
             </w:pPr>
             <w:r>
               <w:rPr>
-                <w:rFonts w:ascii="Aptos" w:hAnsi="Aptos" w:eastAsia="Aptos"/>
-                <w:b w:val="0"/>
-                <w:color w:val="222222"/>
-                <w:sz w:val="17"/>
+                <w:rFonts w:ascii="Arial" w:hAnsi="Arial"/>
+                <w:sz w:val="16"/>
               </w:rPr>
-              <w:t>Appears during the village gate attack in adv_chapter2.</w:t>
+              <w:t>Appears at Batu Layar entrance during the first active encounter.</w:t>
             </w:r>
           </w:p>
         </w:tc>
@@ -1224,33 +590,17 @@
       <w:tr>
         <w:tc>
           <w:tcPr>
-            <w:tcW w:type="dxa" w:w="2088"/>
+            <w:tcW w:type="dxa" w:w="1584"/>
             <w:vAlign w:val="center"/>
-            <w:shd w:fill="FCFAF7"/>
-            <w:tcBorders>
-              <w:top w:val="single" w:sz="8" w:space="0" w:color="D9D2C8"/>
-              <w:left w:val="single" w:sz="8" w:space="0" w:color="D9D2C8"/>
-              <w:bottom w:val="single" w:sz="8" w:space="0" w:color="D9D2C8"/>
-              <w:right w:val="single" w:sz="8" w:space="0" w:color="D9D2C8"/>
-            </w:tcBorders>
-            <w:tcMar>
-              <w:top w:w="90" w:type="dxa"/>
-              <w:start w:w="110" w:type="dxa"/>
-              <w:bottom w:w="90" w:type="dxa"/>
-              <w:end w:w="110" w:type="dxa"/>
-            </w:tcMar>
           </w:tcPr>
           <w:p>
             <w:pPr>
-              <w:spacing w:after="0" w:line="252" w:lineRule="auto"/>
-              <w:jc w:val="center"/>
+              <w:spacing w:after="0"/>
             </w:pPr>
             <w:r>
               <w:rPr>
-                <w:rFonts w:ascii="Aptos" w:hAnsi="Aptos" w:eastAsia="Aptos"/>
-                <w:b w:val="0"/>
-                <w:color w:val="222222"/>
-                <w:sz w:val="17"/>
+                <w:rFonts w:ascii="Arial" w:hAnsi="Arial"/>
+                <w:sz w:val="16"/>
               </w:rPr>
               <w:t>Mak Cik Ros</w:t>
             </w:r>
@@ -1258,33 +608,17 @@
         </w:tc>
         <w:tc>
           <w:tcPr>
-            <w:tcW w:type="dxa" w:w="2880"/>
+            <w:tcW w:type="dxa" w:w="2160"/>
             <w:vAlign w:val="center"/>
-            <w:shd w:fill="FCFAF7"/>
-            <w:tcBorders>
-              <w:top w:val="single" w:sz="8" w:space="0" w:color="D9D2C8"/>
-              <w:left w:val="single" w:sz="8" w:space="0" w:color="D9D2C8"/>
-              <w:bottom w:val="single" w:sz="8" w:space="0" w:color="D9D2C8"/>
-              <w:right w:val="single" w:sz="8" w:space="0" w:color="D9D2C8"/>
-            </w:tcBorders>
-            <w:tcMar>
-              <w:top w:w="90" w:type="dxa"/>
-              <w:start w:w="110" w:type="dxa"/>
-              <w:bottom w:w="90" w:type="dxa"/>
-              <w:end w:w="110" w:type="dxa"/>
-            </w:tcMar>
           </w:tcPr>
           <w:p>
             <w:pPr>
-              <w:spacing w:after="0" w:line="252" w:lineRule="auto"/>
-              <w:jc w:val="left"/>
+              <w:spacing w:after="0"/>
             </w:pPr>
             <w:r>
               <w:rPr>
-                <w:rFonts w:ascii="Aptos" w:hAnsi="Aptos" w:eastAsia="Aptos"/>
-                <w:b w:val="0"/>
-                <w:color w:val="222222"/>
-                <w:sz w:val="17"/>
+                <w:rFonts w:ascii="Arial" w:hAnsi="Arial"/>
+                <w:sz w:val="16"/>
               </w:rPr>
               <w:t>Witness</w:t>
             </w:r>
@@ -1292,33 +626,17 @@
         </w:tc>
         <w:tc>
           <w:tcPr>
-            <w:tcW w:type="dxa" w:w="4824"/>
+            <w:tcW w:type="dxa" w:w="3312"/>
             <w:vAlign w:val="center"/>
-            <w:shd w:fill="FCFAF7"/>
-            <w:tcBorders>
-              <w:top w:val="single" w:sz="8" w:space="0" w:color="D9D2C8"/>
-              <w:left w:val="single" w:sz="8" w:space="0" w:color="D9D2C8"/>
-              <w:bottom w:val="single" w:sz="8" w:space="0" w:color="D9D2C8"/>
-              <w:right w:val="single" w:sz="8" w:space="0" w:color="D9D2C8"/>
-            </w:tcBorders>
-            <w:tcMar>
-              <w:top w:w="90" w:type="dxa"/>
-              <w:start w:w="110" w:type="dxa"/>
-              <w:bottom w:w="90" w:type="dxa"/>
-              <w:end w:w="110" w:type="dxa"/>
-            </w:tcMar>
           </w:tcPr>
           <w:p>
             <w:pPr>
-              <w:spacing w:after="0" w:line="252" w:lineRule="auto"/>
-              <w:jc w:val="left"/>
+              <w:spacing w:after="0"/>
             </w:pPr>
             <w:r>
               <w:rPr>
-                <w:rFonts w:ascii="Aptos" w:hAnsi="Aptos" w:eastAsia="Aptos"/>
-                <w:b w:val="0"/>
-                <w:color w:val="222222"/>
-                <w:sz w:val="17"/>
+                <w:rFonts w:ascii="Arial" w:hAnsi="Arial"/>
+                <w:sz w:val="16"/>
               </w:rPr>
               <w:t>spr_mak_ros nervous</w:t>
             </w:r>
@@ -1326,35 +644,19 @@
         </w:tc>
         <w:tc>
           <w:tcPr>
-            <w:tcW w:type="dxa" w:w="4896"/>
+            <w:tcW w:type="dxa" w:w="7056"/>
             <w:vAlign w:val="center"/>
-            <w:shd w:fill="FCFAF7"/>
-            <w:tcBorders>
-              <w:top w:val="single" w:sz="8" w:space="0" w:color="D9D2C8"/>
-              <w:left w:val="single" w:sz="8" w:space="0" w:color="D9D2C8"/>
-              <w:bottom w:val="single" w:sz="8" w:space="0" w:color="D9D2C8"/>
-              <w:right w:val="single" w:sz="8" w:space="0" w:color="D9D2C8"/>
-            </w:tcBorders>
-            <w:tcMar>
-              <w:top w:w="90" w:type="dxa"/>
-              <w:start w:w="110" w:type="dxa"/>
-              <w:bottom w:w="90" w:type="dxa"/>
-              <w:end w:w="110" w:type="dxa"/>
-            </w:tcMar>
           </w:tcPr>
           <w:p>
             <w:pPr>
-              <w:spacing w:after="0" w:line="252" w:lineRule="auto"/>
-              <w:jc w:val="left"/>
+              <w:spacing w:after="0"/>
             </w:pPr>
             <w:r>
               <w:rPr>
-                <w:rFonts w:ascii="Aptos" w:hAnsi="Aptos" w:eastAsia="Aptos"/>
-                <w:b w:val="0"/>
-                <w:color w:val="222222"/>
-                <w:sz w:val="17"/>
+                <w:rFonts w:ascii="Arial" w:hAnsi="Arial"/>
+                <w:sz w:val="16"/>
               </w:rPr>
-              <w:t>Gives movement and sound clues at her house.</w:t>
+              <w:t>Gives sound and movement clues. Expression should carry tired fear, not melodrama.</w:t>
             </w:r>
           </w:p>
         </w:tc>
@@ -1362,33 +664,17 @@
       <w:tr>
         <w:tc>
           <w:tcPr>
-            <w:tcW w:type="dxa" w:w="2088"/>
+            <w:tcW w:type="dxa" w:w="1584"/>
             <w:vAlign w:val="center"/>
-            <w:shd w:fill="F4EFE8"/>
-            <w:tcBorders>
-              <w:top w:val="single" w:sz="8" w:space="0" w:color="D9D2C8"/>
-              <w:left w:val="single" w:sz="8" w:space="0" w:color="D9D2C8"/>
-              <w:bottom w:val="single" w:sz="8" w:space="0" w:color="D9D2C8"/>
-              <w:right w:val="single" w:sz="8" w:space="0" w:color="D9D2C8"/>
-            </w:tcBorders>
-            <w:tcMar>
-              <w:top w:w="90" w:type="dxa"/>
-              <w:start w:w="110" w:type="dxa"/>
-              <w:bottom w:w="90" w:type="dxa"/>
-              <w:end w:w="110" w:type="dxa"/>
-            </w:tcMar>
           </w:tcPr>
           <w:p>
             <w:pPr>
-              <w:spacing w:after="0" w:line="252" w:lineRule="auto"/>
-              <w:jc w:val="center"/>
+              <w:spacing w:after="0"/>
             </w:pPr>
             <w:r>
               <w:rPr>
-                <w:rFonts w:ascii="Aptos" w:hAnsi="Aptos" w:eastAsia="Aptos"/>
-                <w:b w:val="0"/>
-                <w:color w:val="222222"/>
-                <w:sz w:val="17"/>
+                <w:rFonts w:ascii="Arial" w:hAnsi="Arial"/>
+                <w:sz w:val="16"/>
               </w:rPr>
               <w:t>Ibu Tua</w:t>
             </w:r>
@@ -1396,33 +682,17 @@
         </w:tc>
         <w:tc>
           <w:tcPr>
-            <w:tcW w:type="dxa" w:w="2880"/>
+            <w:tcW w:type="dxa" w:w="2160"/>
             <w:vAlign w:val="center"/>
-            <w:shd w:fill="F4EFE8"/>
-            <w:tcBorders>
-              <w:top w:val="single" w:sz="8" w:space="0" w:color="D9D2C8"/>
-              <w:left w:val="single" w:sz="8" w:space="0" w:color="D9D2C8"/>
-              <w:bottom w:val="single" w:sz="8" w:space="0" w:color="D9D2C8"/>
-              <w:right w:val="single" w:sz="8" w:space="0" w:color="D9D2C8"/>
-            </w:tcBorders>
-            <w:tcMar>
-              <w:top w:w="90" w:type="dxa"/>
-              <w:start w:w="110" w:type="dxa"/>
-              <w:bottom w:w="90" w:type="dxa"/>
-              <w:end w:w="110" w:type="dxa"/>
-            </w:tcMar>
           </w:tcPr>
           <w:p>
             <w:pPr>
-              <w:spacing w:after="0" w:line="252" w:lineRule="auto"/>
-              <w:jc w:val="left"/>
+              <w:spacing w:after="0"/>
             </w:pPr>
             <w:r>
               <w:rPr>
-                <w:rFonts w:ascii="Aptos" w:hAnsi="Aptos" w:eastAsia="Aptos"/>
-                <w:b w:val="0"/>
-                <w:color w:val="222222"/>
-                <w:sz w:val="17"/>
+                <w:rFonts w:ascii="Arial" w:hAnsi="Arial"/>
+                <w:sz w:val="16"/>
               </w:rPr>
               <w:t>Mother / family truth source</w:t>
             </w:r>
@@ -1430,33 +700,17 @@
         </w:tc>
         <w:tc>
           <w:tcPr>
-            <w:tcW w:type="dxa" w:w="4824"/>
+            <w:tcW w:type="dxa" w:w="3312"/>
             <w:vAlign w:val="center"/>
-            <w:shd w:fill="F4EFE8"/>
-            <w:tcBorders>
-              <w:top w:val="single" w:sz="8" w:space="0" w:color="D9D2C8"/>
-              <w:left w:val="single" w:sz="8" w:space="0" w:color="D9D2C8"/>
-              <w:bottom w:val="single" w:sz="8" w:space="0" w:color="D9D2C8"/>
-              <w:right w:val="single" w:sz="8" w:space="0" w:color="D9D2C8"/>
-            </w:tcBorders>
-            <w:tcMar>
-              <w:top w:w="90" w:type="dxa"/>
-              <w:start w:w="110" w:type="dxa"/>
-              <w:bottom w:w="90" w:type="dxa"/>
-              <w:end w:w="110" w:type="dxa"/>
-            </w:tcMar>
           </w:tcPr>
           <w:p>
             <w:pPr>
-              <w:spacing w:after="0" w:line="252" w:lineRule="auto"/>
-              <w:jc w:val="left"/>
+              <w:spacing w:after="0"/>
             </w:pPr>
             <w:r>
               <w:rPr>
-                <w:rFonts w:ascii="Aptos" w:hAnsi="Aptos" w:eastAsia="Aptos"/>
-                <w:b w:val="0"/>
-                <w:color w:val="222222"/>
-                <w:sz w:val="17"/>
+                <w:rFonts w:ascii="Arial" w:hAnsi="Arial"/>
+                <w:sz w:val="16"/>
               </w:rPr>
               <w:t>spr_mother neutral</w:t>
             </w:r>
@@ -1464,35 +718,19 @@
         </w:tc>
         <w:tc>
           <w:tcPr>
-            <w:tcW w:type="dxa" w:w="4896"/>
+            <w:tcW w:type="dxa" w:w="7056"/>
             <w:vAlign w:val="center"/>
-            <w:shd w:fill="F4EFE8"/>
-            <w:tcBorders>
-              <w:top w:val="single" w:sz="8" w:space="0" w:color="D9D2C8"/>
-              <w:left w:val="single" w:sz="8" w:space="0" w:color="D9D2C8"/>
-              <w:bottom w:val="single" w:sz="8" w:space="0" w:color="D9D2C8"/>
-              <w:right w:val="single" w:sz="8" w:space="0" w:color="D9D2C8"/>
-            </w:tcBorders>
-            <w:tcMar>
-              <w:top w:w="90" w:type="dxa"/>
-              <w:start w:w="110" w:type="dxa"/>
-              <w:bottom w:w="90" w:type="dxa"/>
-              <w:end w:w="110" w:type="dxa"/>
-            </w:tcMar>
           </w:tcPr>
           <w:p>
             <w:pPr>
-              <w:spacing w:after="0" w:line="252" w:lineRule="auto"/>
-              <w:jc w:val="left"/>
+              <w:spacing w:after="0"/>
             </w:pPr>
             <w:r>
               <w:rPr>
-                <w:rFonts w:ascii="Aptos" w:hAnsi="Aptos" w:eastAsia="Aptos"/>
-                <w:b w:val="0"/>
-                <w:color w:val="222222"/>
-                <w:sz w:val="17"/>
+                <w:rFonts w:ascii="Arial" w:hAnsi="Arial"/>
+                <w:sz w:val="16"/>
               </w:rPr>
-              <w:t>Reveals the pocong identity and burial context in the old family house.</w:t>
+              <w:t>Reveals Azlan's identity, burial context, and emotional truth in the old family house.</w:t>
             </w:r>
           </w:p>
         </w:tc>
@@ -1500,33 +738,17 @@
       <w:tr>
         <w:tc>
           <w:tcPr>
-            <w:tcW w:type="dxa" w:w="2088"/>
+            <w:tcW w:type="dxa" w:w="1584"/>
             <w:vAlign w:val="center"/>
-            <w:shd w:fill="FCFAF7"/>
-            <w:tcBorders>
-              <w:top w:val="single" w:sz="8" w:space="0" w:color="D9D2C8"/>
-              <w:left w:val="single" w:sz="8" w:space="0" w:color="D9D2C8"/>
-              <w:bottom w:val="single" w:sz="8" w:space="0" w:color="D9D2C8"/>
-              <w:right w:val="single" w:sz="8" w:space="0" w:color="D9D2C8"/>
-            </w:tcBorders>
-            <w:tcMar>
-              <w:top w:w="90" w:type="dxa"/>
-              <w:start w:w="110" w:type="dxa"/>
-              <w:bottom w:w="90" w:type="dxa"/>
-              <w:end w:w="110" w:type="dxa"/>
-            </w:tcMar>
           </w:tcPr>
           <w:p>
             <w:pPr>
-              <w:spacing w:after="0" w:line="252" w:lineRule="auto"/>
-              <w:jc w:val="center"/>
+              <w:spacing w:after="0"/>
             </w:pPr>
             <w:r>
               <w:rPr>
-                <w:rFonts w:ascii="Aptos" w:hAnsi="Aptos" w:eastAsia="Aptos"/>
-                <w:b w:val="0"/>
-                <w:color w:val="222222"/>
-                <w:sz w:val="17"/>
+                <w:rFonts w:ascii="Arial" w:hAnsi="Arial"/>
+                <w:sz w:val="16"/>
               </w:rPr>
               <w:t>Pocong</w:t>
             </w:r>
@@ -1534,33 +756,17 @@
         </w:tc>
         <w:tc>
           <w:tcPr>
-            <w:tcW w:type="dxa" w:w="2880"/>
+            <w:tcW w:type="dxa" w:w="2160"/>
             <w:vAlign w:val="center"/>
-            <w:shd w:fill="FCFAF7"/>
-            <w:tcBorders>
-              <w:top w:val="single" w:sz="8" w:space="0" w:color="D9D2C8"/>
-              <w:left w:val="single" w:sz="8" w:space="0" w:color="D9D2C8"/>
-              <w:bottom w:val="single" w:sz="8" w:space="0" w:color="D9D2C8"/>
-              <w:right w:val="single" w:sz="8" w:space="0" w:color="D9D2C8"/>
-            </w:tcBorders>
-            <w:tcMar>
-              <w:top w:w="90" w:type="dxa"/>
-              <w:start w:w="110" w:type="dxa"/>
-              <w:bottom w:w="90" w:type="dxa"/>
-              <w:end w:w="110" w:type="dxa"/>
-            </w:tcMar>
           </w:tcPr>
           <w:p>
             <w:pPr>
-              <w:spacing w:after="0" w:line="252" w:lineRule="auto"/>
-              <w:jc w:val="left"/>
+              <w:spacing w:after="0"/>
             </w:pPr>
             <w:r>
               <w:rPr>
-                <w:rFonts w:ascii="Aptos" w:hAnsi="Aptos" w:eastAsia="Aptos"/>
-                <w:b w:val="0"/>
-                <w:color w:val="222222"/>
-                <w:sz w:val="17"/>
+                <w:rFonts w:ascii="Arial" w:hAnsi="Arial"/>
+                <w:sz w:val="16"/>
               </w:rPr>
               <w:t>Threat / trapped spirit</w:t>
             </w:r>
@@ -1568,33 +774,17 @@
         </w:tc>
         <w:tc>
           <w:tcPr>
-            <w:tcW w:type="dxa" w:w="4824"/>
+            <w:tcW w:type="dxa" w:w="3312"/>
             <w:vAlign w:val="center"/>
-            <w:shd w:fill="FCFAF7"/>
-            <w:tcBorders>
-              <w:top w:val="single" w:sz="8" w:space="0" w:color="D9D2C8"/>
-              <w:left w:val="single" w:sz="8" w:space="0" w:color="D9D2C8"/>
-              <w:bottom w:val="single" w:sz="8" w:space="0" w:color="D9D2C8"/>
-              <w:right w:val="single" w:sz="8" w:space="0" w:color="D9D2C8"/>
-            </w:tcBorders>
-            <w:tcMar>
-              <w:top w:w="90" w:type="dxa"/>
-              <w:start w:w="110" w:type="dxa"/>
-              <w:bottom w:w="90" w:type="dxa"/>
-              <w:end w:w="110" w:type="dxa"/>
-            </w:tcMar>
           </w:tcPr>
           <w:p>
             <w:pPr>
-              <w:spacing w:after="0" w:line="252" w:lineRule="auto"/>
-              <w:jc w:val="left"/>
+              <w:spacing w:after="0"/>
             </w:pPr>
             <w:r>
               <w:rPr>
-                <w:rFonts w:ascii="Aptos" w:hAnsi="Aptos" w:eastAsia="Aptos"/>
-                <w:b w:val="0"/>
-                <w:color w:val="222222"/>
-                <w:sz w:val="17"/>
+                <w:rFonts w:ascii="Arial" w:hAnsi="Arial"/>
+                <w:sz w:val="16"/>
               </w:rPr>
               <w:t>spr_pocong present; spr_pocong stilled</w:t>
             </w:r>
@@ -1602,35 +792,19 @@
         </w:tc>
         <w:tc>
           <w:tcPr>
-            <w:tcW w:type="dxa" w:w="4896"/>
+            <w:tcW w:type="dxa" w:w="7056"/>
             <w:vAlign w:val="center"/>
-            <w:shd w:fill="FCFAF7"/>
-            <w:tcBorders>
-              <w:top w:val="single" w:sz="8" w:space="0" w:color="D9D2C8"/>
-              <w:left w:val="single" w:sz="8" w:space="0" w:color="D9D2C8"/>
-              <w:bottom w:val="single" w:sz="8" w:space="0" w:color="D9D2C8"/>
-              <w:right w:val="single" w:sz="8" w:space="0" w:color="D9D2C8"/>
-            </w:tcBorders>
-            <w:tcMar>
-              <w:top w:w="90" w:type="dxa"/>
-              <w:start w:w="110" w:type="dxa"/>
-              <w:bottom w:w="90" w:type="dxa"/>
-              <w:end w:w="110" w:type="dxa"/>
-            </w:tcMar>
           </w:tcPr>
           <w:p>
             <w:pPr>
-              <w:spacing w:after="0" w:line="252" w:lineRule="auto"/>
-              <w:jc w:val="left"/>
+              <w:spacing w:after="0"/>
             </w:pPr>
             <w:r>
               <w:rPr>
-                <w:rFonts w:ascii="Aptos" w:hAnsi="Aptos" w:eastAsia="Aptos"/>
-                <w:b w:val="0"/>
-                <w:color w:val="222222"/>
-                <w:sz w:val="17"/>
+                <w:rFonts w:ascii="Arial" w:hAnsi="Arial"/>
+                <w:sz w:val="16"/>
               </w:rPr>
-              <w:t>Appears in attack/final scenes; stilled form is used for the release ending.</w:t>
+              <w:t>Needs readable tied-kafan silhouette for attacks and a distinct stilled/release pose. Movement identity is duk rhythm, not generic monster motion.</w:t>
             </w:r>
           </w:p>
         </w:tc>
@@ -1638,33 +812,17 @@
       <w:tr>
         <w:tc>
           <w:tcPr>
-            <w:tcW w:type="dxa" w:w="2088"/>
+            <w:tcW w:type="dxa" w:w="1584"/>
             <w:vAlign w:val="center"/>
-            <w:shd w:fill="F4EFE8"/>
-            <w:tcBorders>
-              <w:top w:val="single" w:sz="8" w:space="0" w:color="D9D2C8"/>
-              <w:left w:val="single" w:sz="8" w:space="0" w:color="D9D2C8"/>
-              <w:bottom w:val="single" w:sz="8" w:space="0" w:color="D9D2C8"/>
-              <w:right w:val="single" w:sz="8" w:space="0" w:color="D9D2C8"/>
-            </w:tcBorders>
-            <w:tcMar>
-              <w:top w:w="90" w:type="dxa"/>
-              <w:start w:w="110" w:type="dxa"/>
-              <w:bottom w:w="90" w:type="dxa"/>
-              <w:end w:w="110" w:type="dxa"/>
-            </w:tcMar>
           </w:tcPr>
           <w:p>
             <w:pPr>
-              <w:spacing w:after="0" w:line="252" w:lineRule="auto"/>
-              <w:jc w:val="center"/>
+              <w:spacing w:after="0"/>
             </w:pPr>
             <w:r>
               <w:rPr>
-                <w:rFonts w:ascii="Aptos" w:hAnsi="Aptos" w:eastAsia="Aptos"/>
-                <w:b w:val="0"/>
-                <w:color w:val="222222"/>
-                <w:sz w:val="17"/>
+                <w:rFonts w:ascii="Arial" w:hAnsi="Arial"/>
+                <w:sz w:val="16"/>
               </w:rPr>
               <w:t>Arwah</w:t>
             </w:r>
@@ -1672,33 +830,17 @@
         </w:tc>
         <w:tc>
           <w:tcPr>
-            <w:tcW w:type="dxa" w:w="2880"/>
+            <w:tcW w:type="dxa" w:w="2160"/>
             <w:vAlign w:val="center"/>
-            <w:shd w:fill="F4EFE8"/>
-            <w:tcBorders>
-              <w:top w:val="single" w:sz="8" w:space="0" w:color="D9D2C8"/>
-              <w:left w:val="single" w:sz="8" w:space="0" w:color="D9D2C8"/>
-              <w:bottom w:val="single" w:sz="8" w:space="0" w:color="D9D2C8"/>
-              <w:right w:val="single" w:sz="8" w:space="0" w:color="D9D2C8"/>
-            </w:tcBorders>
-            <w:tcMar>
-              <w:top w:w="90" w:type="dxa"/>
-              <w:start w:w="110" w:type="dxa"/>
-              <w:bottom w:w="90" w:type="dxa"/>
-              <w:end w:w="110" w:type="dxa"/>
-            </w:tcMar>
           </w:tcPr>
           <w:p>
             <w:pPr>
-              <w:spacing w:after="0" w:line="252" w:lineRule="auto"/>
-              <w:jc w:val="left"/>
+              <w:spacing w:after="0"/>
             </w:pPr>
             <w:r>
               <w:rPr>
-                <w:rFonts w:ascii="Aptos" w:hAnsi="Aptos" w:eastAsia="Aptos"/>
-                <w:b w:val="0"/>
-                <w:color w:val="222222"/>
-                <w:sz w:val="17"/>
+                <w:rFonts w:ascii="Arial" w:hAnsi="Arial"/>
+                <w:sz w:val="16"/>
               </w:rPr>
               <w:t>Released spirit voice</w:t>
             </w:r>
@@ -1706,77 +848,425 @@
         </w:tc>
         <w:tc>
           <w:tcPr>
-            <w:tcW w:type="dxa" w:w="4824"/>
+            <w:tcW w:type="dxa" w:w="3312"/>
             <w:vAlign w:val="center"/>
-            <w:shd w:fill="F4EFE8"/>
-            <w:tcBorders>
-              <w:top w:val="single" w:sz="8" w:space="0" w:color="D9D2C8"/>
-              <w:left w:val="single" w:sz="8" w:space="0" w:color="D9D2C8"/>
-              <w:bottom w:val="single" w:sz="8" w:space="0" w:color="D9D2C8"/>
-              <w:right w:val="single" w:sz="8" w:space="0" w:color="D9D2C8"/>
-            </w:tcBorders>
-            <w:tcMar>
-              <w:top w:w="90" w:type="dxa"/>
-              <w:start w:w="110" w:type="dxa"/>
-              <w:bottom w:w="90" w:type="dxa"/>
-              <w:end w:w="110" w:type="dxa"/>
-            </w:tcMar>
           </w:tcPr>
           <w:p>
             <w:pPr>
-              <w:spacing w:after="0" w:line="252" w:lineRule="auto"/>
-              <w:jc w:val="left"/>
+              <w:spacing w:after="0"/>
             </w:pPr>
             <w:r>
               <w:rPr>
-                <w:rFonts w:ascii="Aptos" w:hAnsi="Aptos" w:eastAsia="Aptos"/>
-                <w:b w:val="0"/>
-                <w:color w:val="222222"/>
-                <w:sz w:val="17"/>
+                <w:rFonts w:ascii="Arial" w:hAnsi="Arial"/>
+                <w:sz w:val="16"/>
               </w:rPr>
-              <w:t>No sprite currently required</w:t>
+              <w:t>No sprite required</w:t>
             </w:r>
           </w:p>
         </w:tc>
         <w:tc>
           <w:tcPr>
-            <w:tcW w:type="dxa" w:w="4896"/>
+            <w:tcW w:type="dxa" w:w="7056"/>
             <w:vAlign w:val="center"/>
-            <w:shd w:fill="F4EFE8"/>
-            <w:tcBorders>
-              <w:top w:val="single" w:sz="8" w:space="0" w:color="D9D2C8"/>
-              <w:left w:val="single" w:sz="8" w:space="0" w:color="D9D2C8"/>
-              <w:bottom w:val="single" w:sz="8" w:space="0" w:color="D9D2C8"/>
-              <w:right w:val="single" w:sz="8" w:space="0" w:color="D9D2C8"/>
-            </w:tcBorders>
-            <w:tcMar>
-              <w:top w:w="90" w:type="dxa"/>
-              <w:start w:w="110" w:type="dxa"/>
-              <w:bottom w:w="90" w:type="dxa"/>
-              <w:end w:w="110" w:type="dxa"/>
-            </w:tcMar>
           </w:tcPr>
           <w:p>
             <w:pPr>
-              <w:spacing w:after="0" w:line="252" w:lineRule="auto"/>
-              <w:jc w:val="left"/>
+              <w:spacing w:after="0"/>
             </w:pPr>
             <w:r>
               <w:rPr>
-                <w:rFonts w:ascii="Aptos" w:hAnsi="Aptos" w:eastAsia="Aptos"/>
-                <w:b w:val="0"/>
-                <w:color w:val="222222"/>
-                <w:sz w:val="17"/>
+                <w:rFonts w:ascii="Arial" w:hAnsi="Arial"/>
+                <w:sz w:val="16"/>
               </w:rPr>
-              <w:t>Voice-only presence in adv_release_ending.</w:t>
+              <w:t>Voice-only presence in release outcome.</w:t>
+            </w:r>
+          </w:p>
+        </w:tc>
+      </w:tr>
+      <w:tr>
+        <w:tc>
+          <w:tcPr>
+            <w:tcW w:type="dxa" w:w="1584"/>
+            <w:vAlign w:val="center"/>
+          </w:tcPr>
+          <w:p>
+            <w:pPr>
+              <w:spacing w:after="0"/>
+            </w:pPr>
+            <w:r>
+              <w:rPr>
+                <w:rFonts w:ascii="Arial" w:hAnsi="Arial"/>
+                <w:sz w:val="16"/>
+              </w:rPr>
+              <w:t>Azlan</w:t>
+            </w:r>
+          </w:p>
+        </w:tc>
+        <w:tc>
+          <w:tcPr>
+            <w:tcW w:type="dxa" w:w="2160"/>
+            <w:vAlign w:val="center"/>
+          </w:tcPr>
+          <w:p>
+            <w:pPr>
+              <w:spacing w:after="0"/>
+            </w:pPr>
+            <w:r>
+              <w:rPr>
+                <w:rFonts w:ascii="Arial" w:hAnsi="Arial"/>
+                <w:sz w:val="16"/>
+              </w:rPr>
+              <w:t>Named spirit / emotional truth</w:t>
+            </w:r>
+          </w:p>
+        </w:tc>
+        <w:tc>
+          <w:tcPr>
+            <w:tcW w:type="dxa" w:w="3312"/>
+            <w:vAlign w:val="center"/>
+          </w:tcPr>
+          <w:p>
+            <w:pPr>
+              <w:spacing w:after="0"/>
+            </w:pPr>
+            <w:r>
+              <w:rPr>
+                <w:rFonts w:ascii="Arial" w:hAnsi="Arial"/>
+                <w:sz w:val="16"/>
+              </w:rPr>
+              <w:t>No sprite required</w:t>
+            </w:r>
+          </w:p>
+        </w:tc>
+        <w:tc>
+          <w:tcPr>
+            <w:tcW w:type="dxa" w:w="7056"/>
+            <w:vAlign w:val="center"/>
+          </w:tcPr>
+          <w:p>
+            <w:pPr>
+              <w:spacing w:after="0"/>
+            </w:pPr>
+            <w:r>
+              <w:rPr>
+                <w:rFonts w:ascii="Arial" w:hAnsi="Arial"/>
+                <w:sz w:val="16"/>
+              </w:rPr>
+              <w:t>Voice-only named presence in the release ending. The name is revealed through Ch3 marker and Ch5 dialogue.</w:t>
             </w:r>
           </w:p>
         </w:tc>
       </w:tr>
     </w:tbl>
+    <w:p/>
+    <w:p>
+      <w:pPr>
+        <w:pStyle w:val="Heading1"/>
+      </w:pPr>
+      <w:r>
+        <w:t>Production Priorities</w:t>
+      </w:r>
+    </w:p>
+    <w:p>
+      <w:pPr>
+        <w:spacing w:after="120"/>
+      </w:pPr>
+      <w:r>
+        <w:t>Use this as the art-pass checklist for the current build.</w:t>
+      </w:r>
+    </w:p>
+    <w:tbl>
+      <w:tblPr>
+        <w:tblStyle w:val="TableGrid"/>
+        <w:tblW w:type="auto" w:w="0"/>
+        <w:jc w:val="center"/>
+        <w:tblLayout w:type="fixed"/>
+        <w:tblLook w:firstColumn="1" w:firstRow="1" w:lastColumn="0" w:lastRow="0" w:noHBand="0" w:noVBand="1" w:val="04A0"/>
+      </w:tblPr>
+      <w:tblGrid>
+        <w:gridCol w:w="4800"/>
+        <w:gridCol w:w="4800"/>
+        <w:gridCol w:w="4800"/>
+      </w:tblGrid>
+      <w:tr>
+        <w:tc>
+          <w:tcPr>
+            <w:tcW w:type="dxa" w:w="1440"/>
+            <w:vAlign w:val="center"/>
+          </w:tcPr>
+          <w:p>
+            <w:r>
+              <w:rPr>
+                <w:rFonts w:ascii="Arial" w:hAnsi="Arial"/>
+                <w:b/>
+                <w:sz w:val="17"/>
+              </w:rPr>
+              <w:t>Priority</w:t>
+            </w:r>
+          </w:p>
+        </w:tc>
+        <w:tc>
+          <w:tcPr>
+            <w:tcW w:type="dxa" w:w="2592"/>
+            <w:vAlign w:val="center"/>
+          </w:tcPr>
+          <w:p>
+            <w:r>
+              <w:rPr>
+                <w:rFonts w:ascii="Arial" w:hAnsi="Arial"/>
+                <w:b/>
+                <w:sz w:val="17"/>
+              </w:rPr>
+              <w:t>Need</w:t>
+            </w:r>
+          </w:p>
+        </w:tc>
+        <w:tc>
+          <w:tcPr>
+            <w:tcW w:type="dxa" w:w="10080"/>
+            <w:vAlign w:val="center"/>
+          </w:tcPr>
+          <w:p>
+            <w:r>
+              <w:rPr>
+                <w:rFonts w:ascii="Arial" w:hAnsi="Arial"/>
+                <w:b/>
+                <w:sz w:val="17"/>
+              </w:rPr>
+              <w:t>Notes</w:t>
+            </w:r>
+          </w:p>
+        </w:tc>
+      </w:tr>
+      <w:tr>
+        <w:tc>
+          <w:tcPr>
+            <w:tcW w:type="dxa" w:w="1440"/>
+            <w:vAlign w:val="center"/>
+          </w:tcPr>
+          <w:p>
+            <w:pPr>
+              <w:spacing w:after="0"/>
+            </w:pPr>
+            <w:r>
+              <w:rPr>
+                <w:rFonts w:ascii="Arial" w:hAnsi="Arial"/>
+                <w:sz w:val="16"/>
+              </w:rPr>
+              <w:t>Priority 1</w:t>
+            </w:r>
+          </w:p>
+        </w:tc>
+        <w:tc>
+          <w:tcPr>
+            <w:tcW w:type="dxa" w:w="2592"/>
+            <w:vAlign w:val="center"/>
+          </w:tcPr>
+          <w:p>
+            <w:pPr>
+              <w:spacing w:after="0"/>
+            </w:pPr>
+            <w:r>
+              <w:rPr>
+                <w:rFonts w:ascii="Arial" w:hAnsi="Arial"/>
+                <w:sz w:val="16"/>
+              </w:rPr>
+              <w:t>Replace placeholders</w:t>
+            </w:r>
+          </w:p>
+        </w:tc>
+        <w:tc>
+          <w:tcPr>
+            <w:tcW w:type="dxa" w:w="10080"/>
+            <w:vAlign w:val="center"/>
+          </w:tcPr>
+          <w:p>
+            <w:pPr>
+              <w:spacing w:after="0"/>
+            </w:pPr>
+            <w:r>
+              <w:rPr>
+                <w:rFonts w:ascii="Arial" w:hAnsi="Arial"/>
+                <w:sz w:val="16"/>
+              </w:rPr>
+              <w:t>spr_melur phone, spr_owner serious, spr_villager_1 terrified, spr_mak_ros nervous, spr_mother neutral, spr_pocong present, spr_pocong stilled are currently placeholder-dependent or need final art.</w:t>
+            </w:r>
+          </w:p>
+        </w:tc>
+      </w:tr>
+      <w:tr>
+        <w:tc>
+          <w:tcPr>
+            <w:tcW w:type="dxa" w:w="1440"/>
+            <w:vAlign w:val="center"/>
+          </w:tcPr>
+          <w:p>
+            <w:pPr>
+              <w:spacing w:after="0"/>
+            </w:pPr>
+            <w:r>
+              <w:rPr>
+                <w:rFonts w:ascii="Arial" w:hAnsi="Arial"/>
+                <w:sz w:val="16"/>
+              </w:rPr>
+              <w:t>Priority 2</w:t>
+            </w:r>
+          </w:p>
+        </w:tc>
+        <w:tc>
+          <w:tcPr>
+            <w:tcW w:type="dxa" w:w="2592"/>
+            <w:vAlign w:val="center"/>
+          </w:tcPr>
+          <w:p>
+            <w:pPr>
+              <w:spacing w:after="0"/>
+            </w:pPr>
+            <w:r>
+              <w:rPr>
+                <w:rFonts w:ascii="Arial" w:hAnsi="Arial"/>
+                <w:sz w:val="16"/>
+              </w:rPr>
+              <w:t>Pocong readability</w:t>
+            </w:r>
+          </w:p>
+        </w:tc>
+        <w:tc>
+          <w:tcPr>
+            <w:tcW w:type="dxa" w:w="10080"/>
+            <w:vAlign w:val="center"/>
+          </w:tcPr>
+          <w:p>
+            <w:pPr>
+              <w:spacing w:after="0"/>
+            </w:pPr>
+            <w:r>
+              <w:rPr>
+                <w:rFonts w:ascii="Arial" w:hAnsi="Arial"/>
+                <w:sz w:val="16"/>
+              </w:rPr>
+              <w:t>Present pose must work at left side of frame, in dark backgrounds, and with rhythm UI. Stilled pose must look released/quiet, not simply defeated.</w:t>
+            </w:r>
+          </w:p>
+        </w:tc>
+      </w:tr>
+      <w:tr>
+        <w:tc>
+          <w:tcPr>
+            <w:tcW w:type="dxa" w:w="1440"/>
+            <w:vAlign w:val="center"/>
+          </w:tcPr>
+          <w:p>
+            <w:pPr>
+              <w:spacing w:after="0"/>
+            </w:pPr>
+            <w:r>
+              <w:rPr>
+                <w:rFonts w:ascii="Arial" w:hAnsi="Arial"/>
+                <w:sz w:val="16"/>
+              </w:rPr>
+              <w:t>Priority 3</w:t>
+            </w:r>
+          </w:p>
+        </w:tc>
+        <w:tc>
+          <w:tcPr>
+            <w:tcW w:type="dxa" w:w="2592"/>
+            <w:vAlign w:val="center"/>
+          </w:tcPr>
+          <w:p>
+            <w:pPr>
+              <w:spacing w:after="0"/>
+            </w:pPr>
+            <w:r>
+              <w:rPr>
+                <w:rFonts w:ascii="Arial" w:hAnsi="Arial"/>
+                <w:sz w:val="16"/>
+              </w:rPr>
+              <w:t>MC consistency</w:t>
+            </w:r>
+          </w:p>
+        </w:tc>
+        <w:tc>
+          <w:tcPr>
+            <w:tcW w:type="dxa" w:w="10080"/>
+            <w:vAlign w:val="center"/>
+          </w:tcPr>
+          <w:p>
+            <w:pPr>
+              <w:spacing w:after="0"/>
+            </w:pPr>
+            <w:r>
+              <w:rPr>
+                <w:rFonts w:ascii="Arial" w:hAnsi="Arial"/>
+                <w:sz w:val="16"/>
+              </w:rPr>
+              <w:t>Existing MC assets cover neutral, alert, thinking, and focused. Keep pose scale consistent with current transform zoom values.</w:t>
+            </w:r>
+          </w:p>
+        </w:tc>
+      </w:tr>
+      <w:tr>
+        <w:tc>
+          <w:tcPr>
+            <w:tcW w:type="dxa" w:w="1440"/>
+            <w:vAlign w:val="center"/>
+          </w:tcPr>
+          <w:p>
+            <w:pPr>
+              <w:spacing w:after="0"/>
+            </w:pPr>
+            <w:r>
+              <w:rPr>
+                <w:rFonts w:ascii="Arial" w:hAnsi="Arial"/>
+                <w:sz w:val="16"/>
+              </w:rPr>
+              <w:t>Priority 4</w:t>
+            </w:r>
+          </w:p>
+        </w:tc>
+        <w:tc>
+          <w:tcPr>
+            <w:tcW w:type="dxa" w:w="2592"/>
+            <w:vAlign w:val="center"/>
+          </w:tcPr>
+          <w:p>
+            <w:pPr>
+              <w:spacing w:after="0"/>
+            </w:pPr>
+            <w:r>
+              <w:rPr>
+                <w:rFonts w:ascii="Arial" w:hAnsi="Arial"/>
+                <w:sz w:val="16"/>
+              </w:rPr>
+              <w:t>Phone staging</w:t>
+            </w:r>
+          </w:p>
+        </w:tc>
+        <w:tc>
+          <w:tcPr>
+            <w:tcW w:type="dxa" w:w="10080"/>
+            <w:vAlign w:val="center"/>
+          </w:tcPr>
+          <w:p>
+            <w:pPr>
+              <w:spacing w:after="0"/>
+            </w:pPr>
+            <w:r>
+              <w:rPr>
+                <w:rFonts w:ascii="Arial" w:hAnsi="Arial"/>
+                <w:sz w:val="16"/>
+              </w:rPr>
+              <w:t>Melur phone sprite should suit the phone overlay and not imply she is physically present in the restaurant.</w:t>
+            </w:r>
+          </w:p>
+        </w:tc>
+      </w:tr>
+    </w:tbl>
+    <w:p/>
     <w:sectPr>
       <w:pgSz w:w="15840" w:h="12240" w:orient="landscape"/>
-      <w:pgMar w:top="648" w:right="648" w:bottom="648" w:left="648" w:header="720" w:footer="720" w:gutter="0"/>
+      <w:pgMar w:top="720" w:right="720" w:bottom="720" w:left="720" w:header="720" w:footer="720" w:gutter="0"/>
       <w:cols w:space="720"/>
       <w:docGrid w:linePitch="360"/>
     </w:sectPr>
@@ -2148,7 +1638,7 @@
     <w:qFormat/>
     <w:rsid w:val="00FC693F"/>
     <w:rPr>
-      <w:rFonts w:ascii="Aptos" w:hAnsi="Aptos" w:eastAsia="Aptos"/>
+      <w:rFonts w:ascii="Arial" w:hAnsi="Arial" w:eastAsia="Aptos"/>
       <w:sz w:val="19"/>
     </w:rPr>
   </w:style>
@@ -2207,11 +1697,11 @@
     <w:pPr>
       <w:keepNext/>
       <w:keepLines/>
-      <w:spacing w:before="480" w:after="0"/>
+      <w:spacing w:before="200" w:after="80"/>
       <w:outlineLvl w:val="0"/>
     </w:pPr>
     <w:rPr>
-      <w:rFonts w:asciiTheme="majorHAnsi" w:eastAsiaTheme="majorEastAsia" w:hAnsiTheme="majorHAnsi" w:cstheme="majorBidi"/>
+      <w:rFonts w:asciiTheme="majorHAnsi" w:eastAsiaTheme="majorEastAsia" w:hAnsiTheme="majorHAnsi" w:cstheme="majorBidi" w:ascii="Arial" w:hAnsi="Arial"/>
       <w:b/>
       <w:bCs/>
       <w:color w:val="365F91" w:themeColor="accent1" w:themeShade="BF"/>
@@ -2231,15 +1721,15 @@
     <w:pPr>
       <w:keepNext/>
       <w:keepLines/>
-      <w:spacing w:before="200" w:after="0"/>
+      <w:spacing w:before="140" w:after="60"/>
       <w:outlineLvl w:val="1"/>
     </w:pPr>
     <w:rPr>
-      <w:rFonts w:asciiTheme="majorHAnsi" w:eastAsiaTheme="majorEastAsia" w:hAnsiTheme="majorHAnsi" w:cstheme="majorBidi"/>
+      <w:rFonts w:asciiTheme="majorHAnsi" w:eastAsiaTheme="majorEastAsia" w:hAnsiTheme="majorHAnsi" w:cstheme="majorBidi" w:ascii="Arial" w:hAnsi="Arial"/>
       <w:b/>
       <w:bCs/>
       <w:color w:val="4F81BD" w:themeColor="accent1"/>
-      <w:sz w:val="26"/>
+      <w:sz w:val="23"/>
       <w:szCs w:val="26"/>
     </w:rPr>
   </w:style>
@@ -2496,15 +1986,15 @@
       <w:pBdr>
         <w:bottom w:val="single" w:sz="8" w:space="4" w:color="4F81BD" w:themeColor="accent1"/>
       </w:pBdr>
-      <w:spacing w:after="300" w:line="240" w:lineRule="auto"/>
+      <w:spacing w:after="60" w:line="240" w:lineRule="auto" w:before="0"/>
       <w:contextualSpacing/>
     </w:pPr>
     <w:rPr>
-      <w:rFonts w:asciiTheme="majorHAnsi" w:eastAsiaTheme="majorEastAsia" w:hAnsiTheme="majorHAnsi" w:cstheme="majorBidi"/>
+      <w:rFonts w:asciiTheme="majorHAnsi" w:eastAsiaTheme="majorEastAsia" w:hAnsiTheme="majorHAnsi" w:cstheme="majorBidi" w:ascii="Arial" w:hAnsi="Arial"/>
       <w:color w:val="17365D" w:themeColor="text2" w:themeShade="BF"/>
       <w:spacing w:val="5"/>
       <w:kern w:val="28"/>
-      <w:sz w:val="52"/>
+      <w:sz w:val="40"/>
       <w:szCs w:val="52"/>
     </w:rPr>
   </w:style>
@@ -2535,14 +2025,15 @@
       <w:numPr>
         <w:ilvl w:val="1"/>
       </w:numPr>
+      <w:spacing w:before="0" w:after="160"/>
     </w:pPr>
     <w:rPr>
-      <w:rFonts w:asciiTheme="majorHAnsi" w:eastAsiaTheme="majorEastAsia" w:hAnsiTheme="majorHAnsi" w:cstheme="majorBidi"/>
+      <w:rFonts w:asciiTheme="majorHAnsi" w:eastAsiaTheme="majorEastAsia" w:hAnsiTheme="majorHAnsi" w:cstheme="majorBidi" w:ascii="Arial" w:hAnsi="Arial"/>
       <w:i/>
       <w:iCs/>
       <w:color w:val="4F81BD" w:themeColor="accent1"/>
       <w:spacing w:val="15"/>
-      <w:sz w:val="24"/>
+      <w:sz w:val="21"/>
       <w:szCs w:val="24"/>
     </w:rPr>
   </w:style>
